--- a/WEEK2_MANDATORY_HANDSON.docx
+++ b/WEEK2_MANDATORY_HANDSON.docx
@@ -20,29 +20,7 @@
           <w:szCs w:val="40"/>
           <w:lang w:val="en-US"/>
         </w:rPr>
-        <w:t>WEEK-</w:t>
-      </w:r>
-      <w:proofErr w:type="gramStart"/>
-      <w:r>
-        <w:rPr>
-          <w:b/>
-          <w:bCs/>
-          <w:sz w:val="40"/>
-          <w:szCs w:val="40"/>
-          <w:lang w:val="en-US"/>
-        </w:rPr>
-        <w:t>2  MANDATORY</w:t>
-      </w:r>
-      <w:proofErr w:type="gramEnd"/>
-      <w:r>
-        <w:rPr>
-          <w:b/>
-          <w:bCs/>
-          <w:sz w:val="40"/>
-          <w:szCs w:val="40"/>
-          <w:lang w:val="en-US"/>
-        </w:rPr>
-        <w:t xml:space="preserve"> HANDS-ON EXERCISES</w:t>
+        <w:t>WEEK-2  MANDATORY HANDS-ON EXERCISES</w:t>
       </w:r>
     </w:p>
     <w:p>
@@ -202,7 +180,7 @@
                     <pic:cNvPicPr/>
                   </pic:nvPicPr>
                   <pic:blipFill>
-                    <a:blip r:embed="rId4" cstate="print">
+                    <a:blip r:embed="rId5" cstate="print">
                       <a:extLst>
                         <a:ext uri="{28A0092B-C50C-407E-A947-70E740481C1C}">
                           <a14:useLocalDpi xmlns:a14="http://schemas.microsoft.com/office/drawing/2010/main" val="0"/>
@@ -276,7 +254,7 @@
                     <pic:cNvPicPr/>
                   </pic:nvPicPr>
                   <pic:blipFill>
-                    <a:blip r:embed="rId5" cstate="print">
+                    <a:blip r:embed="rId6" cstate="print">
                       <a:extLst>
                         <a:ext uri="{28A0092B-C50C-407E-A947-70E740481C1C}">
                           <a14:useLocalDpi xmlns:a14="http://schemas.microsoft.com/office/drawing/2010/main" val="0"/>
@@ -349,7 +327,7 @@
                     <pic:cNvPicPr/>
                   </pic:nvPicPr>
                   <pic:blipFill>
-                    <a:blip r:embed="rId6" cstate="print">
+                    <a:blip r:embed="rId7" cstate="print">
                       <a:extLst>
                         <a:ext uri="{28A0092B-C50C-407E-A947-70E740481C1C}">
                           <a14:useLocalDpi xmlns:a14="http://schemas.microsoft.com/office/drawing/2010/main" val="0"/>
@@ -423,7 +401,7 @@
                     <pic:cNvPicPr/>
                   </pic:nvPicPr>
                   <pic:blipFill>
-                    <a:blip r:embed="rId7" cstate="print">
+                    <a:blip r:embed="rId8" cstate="print">
                       <a:extLst>
                         <a:ext uri="{28A0092B-C50C-407E-A947-70E740481C1C}">
                           <a14:useLocalDpi xmlns:a14="http://schemas.microsoft.com/office/drawing/2010/main" val="0"/>
@@ -496,7 +474,7 @@
                     <pic:cNvPicPr/>
                   </pic:nvPicPr>
                   <pic:blipFill>
-                    <a:blip r:embed="rId8" cstate="print">
+                    <a:blip r:embed="rId9" cstate="print">
                       <a:extLst>
                         <a:ext uri="{28A0092B-C50C-407E-A947-70E740481C1C}">
                           <a14:useLocalDpi xmlns:a14="http://schemas.microsoft.com/office/drawing/2010/main" val="0"/>
@@ -577,23 +555,7 @@
     </w:p>
     <w:p>
       <w:r>
-        <w:t xml:space="preserve">In the library management application, you need to manage the dependencies between the </w:t>
-      </w:r>
-      <w:proofErr w:type="spellStart"/>
-      <w:r>
-        <w:t>BookService</w:t>
-      </w:r>
-      <w:proofErr w:type="spellEnd"/>
-      <w:r>
-        <w:t xml:space="preserve"> and </w:t>
-      </w:r>
-      <w:proofErr w:type="spellStart"/>
-      <w:r>
-        <w:t>BookRepository</w:t>
-      </w:r>
-      <w:proofErr w:type="spellEnd"/>
-      <w:r>
-        <w:t xml:space="preserve"> classes using Spring's IoC and DI.</w:t>
+        <w:t>In the library management application, you need to manage the dependencies between the BookService and BookRepository classes using Spring's IoC and DI.</w:t>
       </w:r>
     </w:p>
     <w:p>
@@ -664,7 +626,7 @@
                     <pic:cNvPicPr/>
                   </pic:nvPicPr>
                   <pic:blipFill>
-                    <a:blip r:embed="rId9" cstate="print">
+                    <a:blip r:embed="rId10" cstate="print">
                       <a:extLst>
                         <a:ext uri="{28A0092B-C50C-407E-A947-70E740481C1C}">
                           <a14:useLocalDpi xmlns:a14="http://schemas.microsoft.com/office/drawing/2010/main" val="0"/>
@@ -737,7 +699,7 @@
                     <pic:cNvPicPr/>
                   </pic:nvPicPr>
                   <pic:blipFill>
-                    <a:blip r:embed="rId10" cstate="print">
+                    <a:blip r:embed="rId11" cstate="print">
                       <a:extLst>
                         <a:ext uri="{28A0092B-C50C-407E-A947-70E740481C1C}">
                           <a14:useLocalDpi xmlns:a14="http://schemas.microsoft.com/office/drawing/2010/main" val="0"/>
@@ -811,7 +773,7 @@
                     <pic:cNvPicPr/>
                   </pic:nvPicPr>
                   <pic:blipFill>
-                    <a:blip r:embed="rId11" cstate="print">
+                    <a:blip r:embed="rId12" cstate="print">
                       <a:extLst>
                         <a:ext uri="{28A0092B-C50C-407E-A947-70E740481C1C}">
                           <a14:useLocalDpi xmlns:a14="http://schemas.microsoft.com/office/drawing/2010/main" val="0"/>
@@ -951,7 +913,7 @@
                     <pic:cNvPicPr/>
                   </pic:nvPicPr>
                   <pic:blipFill>
-                    <a:blip r:embed="rId12" cstate="print">
+                    <a:blip r:embed="rId13" cstate="print">
                       <a:extLst>
                         <a:ext uri="{28A0092B-C50C-407E-A947-70E740481C1C}">
                           <a14:useLocalDpi xmlns:a14="http://schemas.microsoft.com/office/drawing/2010/main" val="0"/>
@@ -1022,79 +984,6 @@
                 <pic:pic xmlns:pic="http://schemas.openxmlformats.org/drawingml/2006/picture">
                   <pic:nvPicPr>
                     <pic:cNvPr id="15" name="Picture 15"/>
-                    <pic:cNvPicPr/>
-                  </pic:nvPicPr>
-                  <pic:blipFill>
-                    <a:blip r:embed="rId13" cstate="print">
-                      <a:extLst>
-                        <a:ext uri="{28A0092B-C50C-407E-A947-70E740481C1C}">
-                          <a14:useLocalDpi xmlns:a14="http://schemas.microsoft.com/office/drawing/2010/main" val="0"/>
-                        </a:ext>
-                      </a:extLst>
-                    </a:blip>
-                    <a:stretch>
-                      <a:fillRect/>
-                    </a:stretch>
-                  </pic:blipFill>
-                  <pic:spPr>
-                    <a:xfrm>
-                      <a:off x="0" y="0"/>
-                      <a:ext cx="5731510" cy="2997200"/>
-                    </a:xfrm>
-                    <a:prstGeom prst="rect">
-                      <a:avLst/>
-                    </a:prstGeom>
-                  </pic:spPr>
-                </pic:pic>
-              </a:graphicData>
-            </a:graphic>
-          </wp:inline>
-        </w:drawing>
-      </w:r>
-    </w:p>
-    <w:p>
-      <w:pPr>
-        <w:rPr>
-          <w:b/>
-          <w:bCs/>
-          <w:sz w:val="40"/>
-          <w:szCs w:val="40"/>
-          <w:lang w:val="en-US"/>
-        </w:rPr>
-      </w:pPr>
-    </w:p>
-    <w:p>
-      <w:pPr>
-        <w:rPr>
-          <w:b/>
-          <w:bCs/>
-          <w:sz w:val="40"/>
-          <w:szCs w:val="40"/>
-          <w:lang w:val="en-US"/>
-        </w:rPr>
-      </w:pPr>
-      <w:r>
-        <w:rPr>
-          <w:b/>
-          <w:bCs/>
-          <w:noProof/>
-          <w:sz w:val="40"/>
-          <w:szCs w:val="40"/>
-          <w:lang w:val="en-US"/>
-        </w:rPr>
-        <w:drawing>
-          <wp:inline distT="0" distB="0" distL="0" distR="0" wp14:anchorId="1A68D867" wp14:editId="7ECF8779">
-            <wp:extent cx="5731510" cy="2997200"/>
-            <wp:effectExtent l="0" t="0" r="2540" b="0"/>
-            <wp:docPr id="16" name="Picture 16"/>
-            <wp:cNvGraphicFramePr>
-              <a:graphicFrameLocks xmlns:a="http://schemas.openxmlformats.org/drawingml/2006/main" noChangeAspect="1"/>
-            </wp:cNvGraphicFramePr>
-            <a:graphic xmlns:a="http://schemas.openxmlformats.org/drawingml/2006/main">
-              <a:graphicData uri="http://schemas.openxmlformats.org/drawingml/2006/picture">
-                <pic:pic xmlns:pic="http://schemas.openxmlformats.org/drawingml/2006/picture">
-                  <pic:nvPicPr>
-                    <pic:cNvPr id="16" name="Picture 16"/>
                     <pic:cNvPicPr/>
                   </pic:nvPicPr>
                   <pic:blipFill>
@@ -1146,6 +1035,2382 @@
           <w:lang w:val="en-US"/>
         </w:rPr>
       </w:pPr>
+      <w:r>
+        <w:rPr>
+          <w:b/>
+          <w:bCs/>
+          <w:noProof/>
+          <w:sz w:val="40"/>
+          <w:szCs w:val="40"/>
+          <w:lang w:val="en-US"/>
+        </w:rPr>
+        <w:drawing>
+          <wp:inline distT="0" distB="0" distL="0" distR="0" wp14:anchorId="1A68D867" wp14:editId="7ECF8779">
+            <wp:extent cx="5731510" cy="2997200"/>
+            <wp:effectExtent l="0" t="0" r="2540" b="0"/>
+            <wp:docPr id="16" name="Picture 16"/>
+            <wp:cNvGraphicFramePr>
+              <a:graphicFrameLocks xmlns:a="http://schemas.openxmlformats.org/drawingml/2006/main" noChangeAspect="1"/>
+            </wp:cNvGraphicFramePr>
+            <a:graphic xmlns:a="http://schemas.openxmlformats.org/drawingml/2006/main">
+              <a:graphicData uri="http://schemas.openxmlformats.org/drawingml/2006/picture">
+                <pic:pic xmlns:pic="http://schemas.openxmlformats.org/drawingml/2006/picture">
+                  <pic:nvPicPr>
+                    <pic:cNvPr id="16" name="Picture 16"/>
+                    <pic:cNvPicPr/>
+                  </pic:nvPicPr>
+                  <pic:blipFill>
+                    <a:blip r:embed="rId15" cstate="print">
+                      <a:extLst>
+                        <a:ext uri="{28A0092B-C50C-407E-A947-70E740481C1C}">
+                          <a14:useLocalDpi xmlns:a14="http://schemas.microsoft.com/office/drawing/2010/main" val="0"/>
+                        </a:ext>
+                      </a:extLst>
+                    </a:blip>
+                    <a:stretch>
+                      <a:fillRect/>
+                    </a:stretch>
+                  </pic:blipFill>
+                  <pic:spPr>
+                    <a:xfrm>
+                      <a:off x="0" y="0"/>
+                      <a:ext cx="5731510" cy="2997200"/>
+                    </a:xfrm>
+                    <a:prstGeom prst="rect">
+                      <a:avLst/>
+                    </a:prstGeom>
+                  </pic:spPr>
+                </pic:pic>
+              </a:graphicData>
+            </a:graphic>
+          </wp:inline>
+        </w:drawing>
+      </w:r>
+    </w:p>
+    <w:p>
+      <w:pPr>
+        <w:rPr>
+          <w:b/>
+          <w:bCs/>
+          <w:sz w:val="40"/>
+          <w:szCs w:val="40"/>
+          <w:lang w:val="en-US"/>
+        </w:rPr>
+      </w:pPr>
+    </w:p>
+    <w:p>
+      <w:pPr>
+        <w:rPr>
+          <w:b/>
+          <w:bCs/>
+          <w:sz w:val="48"/>
+          <w:szCs w:val="48"/>
+          <w:lang w:val="en-US"/>
+        </w:rPr>
+      </w:pPr>
+      <w:r>
+        <w:rPr>
+          <w:b/>
+          <w:bCs/>
+          <w:sz w:val="48"/>
+          <w:szCs w:val="48"/>
+          <w:lang w:val="en-US"/>
+        </w:rPr>
+        <w:t xml:space="preserve">Spring Data JPA </w:t>
+      </w:r>
+      <w:r>
+        <w:rPr>
+          <w:b/>
+          <w:bCs/>
+          <w:sz w:val="48"/>
+          <w:szCs w:val="48"/>
+          <w:lang w:val="en-US"/>
+        </w:rPr>
+        <w:t>with Spring Boot and Hibernate:</w:t>
+      </w:r>
+    </w:p>
+    <w:p>
+      <w:pPr>
+        <w:rPr>
+          <w:b/>
+          <w:bCs/>
+          <w:sz w:val="48"/>
+          <w:szCs w:val="48"/>
+          <w:lang w:val="en-US"/>
+        </w:rPr>
+      </w:pPr>
+      <w:r>
+        <w:rPr>
+          <w:b/>
+          <w:bCs/>
+          <w:sz w:val="48"/>
+          <w:szCs w:val="48"/>
+          <w:lang w:val="en-US"/>
+        </w:rPr>
+        <w:t xml:space="preserve">  MANDATORY HANDSON EXERC</w:t>
+      </w:r>
+      <w:r>
+        <w:rPr>
+          <w:b/>
+          <w:bCs/>
+          <w:sz w:val="48"/>
+          <w:szCs w:val="48"/>
+          <w:lang w:val="en-US"/>
+        </w:rPr>
+        <w:t>ISES:</w:t>
+      </w:r>
+    </w:p>
+    <w:p>
+      <w:pPr>
+        <w:rPr>
+          <w:b/>
+          <w:bCs/>
+          <w:sz w:val="40"/>
+          <w:szCs w:val="40"/>
+          <w:lang w:val="en-US"/>
+        </w:rPr>
+      </w:pPr>
+    </w:p>
+    <w:p>
+      <w:pPr>
+        <w:spacing w:before="100" w:beforeAutospacing="1" w:after="100" w:afterAutospacing="1" w:line="240" w:lineRule="auto"/>
+        <w:outlineLvl w:val="0"/>
+        <w:rPr>
+          <w:rFonts w:ascii="Times New Roman" w:eastAsia="Times New Roman" w:hAnsi="Times New Roman" w:cs="Times New Roman"/>
+          <w:b/>
+          <w:bCs/>
+          <w:kern w:val="36"/>
+          <w:sz w:val="40"/>
+          <w:szCs w:val="40"/>
+          <w:lang w:eastAsia="en-IN"/>
+        </w:rPr>
+      </w:pPr>
+      <w:r>
+        <w:rPr>
+          <w:rFonts w:ascii="Times New Roman" w:eastAsia="Times New Roman" w:hAnsi="Times New Roman" w:cs="Times New Roman"/>
+          <w:b/>
+          <w:bCs/>
+          <w:kern w:val="36"/>
+          <w:sz w:val="40"/>
+          <w:szCs w:val="40"/>
+          <w:lang w:eastAsia="en-IN"/>
+        </w:rPr>
+        <w:lastRenderedPageBreak/>
+        <w:t>HANDS ON 4</w:t>
+      </w:r>
+    </w:p>
+    <w:p>
+      <w:pPr>
+        <w:spacing w:before="100" w:beforeAutospacing="1" w:after="100" w:afterAutospacing="1" w:line="240" w:lineRule="auto"/>
+        <w:outlineLvl w:val="0"/>
+        <w:rPr>
+          <w:rFonts w:ascii="Times New Roman" w:eastAsia="Times New Roman" w:hAnsi="Times New Roman" w:cs="Times New Roman"/>
+          <w:b/>
+          <w:bCs/>
+          <w:kern w:val="36"/>
+          <w:sz w:val="48"/>
+          <w:szCs w:val="48"/>
+          <w:lang w:eastAsia="en-IN"/>
+        </w:rPr>
+      </w:pPr>
+      <w:r>
+        <w:rPr>
+          <w:rFonts w:ascii="Times New Roman" w:eastAsia="Times New Roman" w:hAnsi="Times New Roman" w:cs="Times New Roman"/>
+          <w:b/>
+          <w:bCs/>
+          <w:kern w:val="36"/>
+          <w:sz w:val="48"/>
+          <w:szCs w:val="48"/>
+          <w:lang w:eastAsia="en-IN"/>
+        </w:rPr>
+        <w:t>Difference between JPA, Hibernate and Spring Data JPA</w:t>
+      </w:r>
+    </w:p>
+    <w:p>
+      <w:pPr>
+        <w:spacing w:before="100" w:beforeAutospacing="1" w:after="100" w:afterAutospacing="1" w:line="240" w:lineRule="auto"/>
+        <w:outlineLvl w:val="1"/>
+        <w:rPr>
+          <w:rFonts w:ascii="Times New Roman" w:eastAsia="Times New Roman" w:hAnsi="Times New Roman" w:cs="Times New Roman"/>
+          <w:b/>
+          <w:bCs/>
+          <w:sz w:val="36"/>
+          <w:szCs w:val="36"/>
+          <w:lang w:eastAsia="en-IN"/>
+        </w:rPr>
+      </w:pPr>
+      <w:r>
+        <w:rPr>
+          <w:rFonts w:ascii="Times New Roman" w:eastAsia="Times New Roman" w:hAnsi="Times New Roman" w:cs="Times New Roman"/>
+          <w:b/>
+          <w:bCs/>
+          <w:sz w:val="36"/>
+          <w:szCs w:val="36"/>
+          <w:lang w:eastAsia="en-IN"/>
+        </w:rPr>
+        <w:t>Java Persistence API (JPA)</w:t>
+      </w:r>
+    </w:p>
+    <w:p>
+      <w:pPr>
+        <w:numPr>
+          <w:ilvl w:val="0"/>
+          <w:numId w:val="4"/>
+        </w:numPr>
+        <w:spacing w:before="100" w:beforeAutospacing="1" w:after="100" w:afterAutospacing="1" w:line="240" w:lineRule="auto"/>
+        <w:rPr>
+          <w:rFonts w:ascii="Times New Roman" w:eastAsia="Times New Roman" w:hAnsi="Times New Roman" w:cs="Times New Roman"/>
+          <w:sz w:val="24"/>
+          <w:szCs w:val="24"/>
+          <w:lang w:eastAsia="en-IN"/>
+        </w:rPr>
+      </w:pPr>
+      <w:r>
+        <w:rPr>
+          <w:rFonts w:ascii="Times New Roman" w:eastAsia="Times New Roman" w:hAnsi="Times New Roman" w:cs="Times New Roman"/>
+          <w:sz w:val="24"/>
+          <w:szCs w:val="24"/>
+          <w:lang w:eastAsia="en-IN"/>
+        </w:rPr>
+        <w:t xml:space="preserve">JPA (Java Persistence API) is a </w:t>
+      </w:r>
+      <w:r>
+        <w:rPr>
+          <w:rFonts w:ascii="Times New Roman" w:eastAsia="Times New Roman" w:hAnsi="Times New Roman" w:cs="Times New Roman"/>
+          <w:b/>
+          <w:bCs/>
+          <w:sz w:val="24"/>
+          <w:szCs w:val="24"/>
+          <w:lang w:eastAsia="en-IN"/>
+        </w:rPr>
+        <w:t>Java specification (JSR 338)</w:t>
+      </w:r>
+      <w:r>
+        <w:rPr>
+          <w:rFonts w:ascii="Times New Roman" w:eastAsia="Times New Roman" w:hAnsi="Times New Roman" w:cs="Times New Roman"/>
+          <w:sz w:val="24"/>
+          <w:szCs w:val="24"/>
+          <w:lang w:eastAsia="en-IN"/>
+        </w:rPr>
+        <w:t xml:space="preserve"> for persisting, reading, updating, and deleting data from Java objects. </w:t>
+      </w:r>
+    </w:p>
+    <w:p>
+      <w:pPr>
+        <w:numPr>
+          <w:ilvl w:val="0"/>
+          <w:numId w:val="4"/>
+        </w:numPr>
+        <w:spacing w:before="100" w:beforeAutospacing="1" w:after="100" w:afterAutospacing="1" w:line="240" w:lineRule="auto"/>
+        <w:rPr>
+          <w:rFonts w:ascii="Times New Roman" w:eastAsia="Times New Roman" w:hAnsi="Times New Roman" w:cs="Times New Roman"/>
+          <w:sz w:val="24"/>
+          <w:szCs w:val="24"/>
+          <w:lang w:eastAsia="en-IN"/>
+        </w:rPr>
+      </w:pPr>
+      <w:r>
+        <w:rPr>
+          <w:rFonts w:ascii="Times New Roman" w:eastAsia="Times New Roman" w:hAnsi="Times New Roman" w:cs="Times New Roman"/>
+          <w:sz w:val="24"/>
+          <w:szCs w:val="24"/>
+          <w:lang w:eastAsia="en-IN"/>
+        </w:rPr>
+        <w:t xml:space="preserve">It defines a standard set of rules for Object Relational Mapping (ORM). </w:t>
+      </w:r>
+    </w:p>
+    <w:p>
+      <w:pPr>
+        <w:numPr>
+          <w:ilvl w:val="0"/>
+          <w:numId w:val="4"/>
+        </w:numPr>
+        <w:spacing w:before="100" w:beforeAutospacing="1" w:after="100" w:afterAutospacing="1" w:line="240" w:lineRule="auto"/>
+        <w:rPr>
+          <w:rFonts w:ascii="Times New Roman" w:eastAsia="Times New Roman" w:hAnsi="Times New Roman" w:cs="Times New Roman"/>
+          <w:sz w:val="24"/>
+          <w:szCs w:val="24"/>
+          <w:lang w:eastAsia="en-IN"/>
+        </w:rPr>
+      </w:pPr>
+      <w:r>
+        <w:rPr>
+          <w:rFonts w:ascii="Times New Roman" w:eastAsia="Times New Roman" w:hAnsi="Times New Roman" w:cs="Times New Roman"/>
+          <w:sz w:val="24"/>
+          <w:szCs w:val="24"/>
+          <w:lang w:eastAsia="en-IN"/>
+        </w:rPr>
+        <w:t xml:space="preserve">JPA </w:t>
+      </w:r>
+      <w:r>
+        <w:rPr>
+          <w:rFonts w:ascii="Times New Roman" w:eastAsia="Times New Roman" w:hAnsi="Times New Roman" w:cs="Times New Roman"/>
+          <w:b/>
+          <w:bCs/>
+          <w:sz w:val="24"/>
+          <w:szCs w:val="24"/>
+          <w:lang w:eastAsia="en-IN"/>
+        </w:rPr>
+        <w:t>does not provide an implementation</w:t>
+      </w:r>
+      <w:r>
+        <w:rPr>
+          <w:rFonts w:ascii="Times New Roman" w:eastAsia="Times New Roman" w:hAnsi="Times New Roman" w:cs="Times New Roman"/>
+          <w:sz w:val="24"/>
+          <w:szCs w:val="24"/>
+          <w:lang w:eastAsia="en-IN"/>
+        </w:rPr>
+        <w:t xml:space="preserve">; it only defines the APIs. </w:t>
+      </w:r>
+    </w:p>
+    <w:p>
+      <w:pPr>
+        <w:numPr>
+          <w:ilvl w:val="0"/>
+          <w:numId w:val="4"/>
+        </w:numPr>
+        <w:spacing w:before="100" w:beforeAutospacing="1" w:after="100" w:afterAutospacing="1" w:line="240" w:lineRule="auto"/>
+        <w:rPr>
+          <w:rFonts w:ascii="Times New Roman" w:eastAsia="Times New Roman" w:hAnsi="Times New Roman" w:cs="Times New Roman"/>
+          <w:sz w:val="24"/>
+          <w:szCs w:val="24"/>
+          <w:lang w:eastAsia="en-IN"/>
+        </w:rPr>
+      </w:pPr>
+      <w:r>
+        <w:rPr>
+          <w:rFonts w:ascii="Times New Roman" w:eastAsia="Times New Roman" w:hAnsi="Times New Roman" w:cs="Times New Roman"/>
+          <w:sz w:val="24"/>
+          <w:szCs w:val="24"/>
+          <w:lang w:eastAsia="en-IN"/>
+        </w:rPr>
+        <w:t xml:space="preserve">Frameworks like </w:t>
+      </w:r>
+      <w:r>
+        <w:rPr>
+          <w:rFonts w:ascii="Times New Roman" w:eastAsia="Times New Roman" w:hAnsi="Times New Roman" w:cs="Times New Roman"/>
+          <w:b/>
+          <w:bCs/>
+          <w:sz w:val="24"/>
+          <w:szCs w:val="24"/>
+          <w:lang w:eastAsia="en-IN"/>
+        </w:rPr>
+        <w:t>Hibernate</w:t>
+      </w:r>
+      <w:r>
+        <w:rPr>
+          <w:rFonts w:ascii="Times New Roman" w:eastAsia="Times New Roman" w:hAnsi="Times New Roman" w:cs="Times New Roman"/>
+          <w:sz w:val="24"/>
+          <w:szCs w:val="24"/>
+          <w:lang w:eastAsia="en-IN"/>
+        </w:rPr>
+        <w:t xml:space="preserve">, </w:t>
+      </w:r>
+      <w:r>
+        <w:rPr>
+          <w:rFonts w:ascii="Times New Roman" w:eastAsia="Times New Roman" w:hAnsi="Times New Roman" w:cs="Times New Roman"/>
+          <w:b/>
+          <w:bCs/>
+          <w:sz w:val="24"/>
+          <w:szCs w:val="24"/>
+          <w:lang w:eastAsia="en-IN"/>
+        </w:rPr>
+        <w:t>EclipseLink</w:t>
+      </w:r>
+      <w:r>
+        <w:rPr>
+          <w:rFonts w:ascii="Times New Roman" w:eastAsia="Times New Roman" w:hAnsi="Times New Roman" w:cs="Times New Roman"/>
+          <w:sz w:val="24"/>
+          <w:szCs w:val="24"/>
+          <w:lang w:eastAsia="en-IN"/>
+        </w:rPr>
+        <w:t xml:space="preserve">, and </w:t>
+      </w:r>
+      <w:r>
+        <w:rPr>
+          <w:rFonts w:ascii="Times New Roman" w:eastAsia="Times New Roman" w:hAnsi="Times New Roman" w:cs="Times New Roman"/>
+          <w:b/>
+          <w:bCs/>
+          <w:sz w:val="24"/>
+          <w:szCs w:val="24"/>
+          <w:lang w:eastAsia="en-IN"/>
+        </w:rPr>
+        <w:t>OpenJPA</w:t>
+      </w:r>
+      <w:r>
+        <w:rPr>
+          <w:rFonts w:ascii="Times New Roman" w:eastAsia="Times New Roman" w:hAnsi="Times New Roman" w:cs="Times New Roman"/>
+          <w:sz w:val="24"/>
+          <w:szCs w:val="24"/>
+          <w:lang w:eastAsia="en-IN"/>
+        </w:rPr>
+        <w:t xml:space="preserve"> implement the JPA specification. </w:t>
+      </w:r>
+    </w:p>
+    <w:p>
+      <w:pPr>
+        <w:spacing w:before="100" w:beforeAutospacing="1" w:after="100" w:afterAutospacing="1" w:line="240" w:lineRule="auto"/>
+        <w:rPr>
+          <w:rFonts w:ascii="Times New Roman" w:eastAsia="Times New Roman" w:hAnsi="Times New Roman" w:cs="Times New Roman"/>
+          <w:sz w:val="24"/>
+          <w:szCs w:val="24"/>
+          <w:lang w:eastAsia="en-IN"/>
+        </w:rPr>
+      </w:pPr>
+      <w:r>
+        <w:rPr>
+          <w:rFonts w:ascii="Times New Roman" w:eastAsia="Times New Roman" w:hAnsi="Times New Roman" w:cs="Times New Roman"/>
+          <w:b/>
+          <w:bCs/>
+          <w:sz w:val="24"/>
+          <w:szCs w:val="24"/>
+          <w:lang w:eastAsia="en-IN"/>
+        </w:rPr>
+        <w:t>Example:</w:t>
+      </w:r>
+      <w:r>
+        <w:rPr>
+          <w:rFonts w:ascii="Times New Roman" w:eastAsia="Times New Roman" w:hAnsi="Times New Roman" w:cs="Times New Roman"/>
+          <w:sz w:val="24"/>
+          <w:szCs w:val="24"/>
+          <w:lang w:eastAsia="en-IN"/>
+        </w:rPr>
+        <w:br/>
+        <w:t xml:space="preserve">JPA defines methods such as </w:t>
+      </w:r>
+      <w:r>
+        <w:rPr>
+          <w:rFonts w:ascii="Courier New" w:eastAsia="Times New Roman" w:hAnsi="Courier New" w:cs="Courier New"/>
+          <w:sz w:val="20"/>
+          <w:szCs w:val="20"/>
+          <w:lang w:eastAsia="en-IN"/>
+        </w:rPr>
+        <w:t>persist()</w:t>
+      </w:r>
+      <w:r>
+        <w:rPr>
+          <w:rFonts w:ascii="Times New Roman" w:eastAsia="Times New Roman" w:hAnsi="Times New Roman" w:cs="Times New Roman"/>
+          <w:sz w:val="24"/>
+          <w:szCs w:val="24"/>
+          <w:lang w:eastAsia="en-IN"/>
+        </w:rPr>
+        <w:t xml:space="preserve">, </w:t>
+      </w:r>
+      <w:r>
+        <w:rPr>
+          <w:rFonts w:ascii="Courier New" w:eastAsia="Times New Roman" w:hAnsi="Courier New" w:cs="Courier New"/>
+          <w:sz w:val="20"/>
+          <w:szCs w:val="20"/>
+          <w:lang w:eastAsia="en-IN"/>
+        </w:rPr>
+        <w:t>merge()</w:t>
+      </w:r>
+      <w:r>
+        <w:rPr>
+          <w:rFonts w:ascii="Times New Roman" w:eastAsia="Times New Roman" w:hAnsi="Times New Roman" w:cs="Times New Roman"/>
+          <w:sz w:val="24"/>
+          <w:szCs w:val="24"/>
+          <w:lang w:eastAsia="en-IN"/>
+        </w:rPr>
+        <w:t xml:space="preserve">, </w:t>
+      </w:r>
+      <w:r>
+        <w:rPr>
+          <w:rFonts w:ascii="Courier New" w:eastAsia="Times New Roman" w:hAnsi="Courier New" w:cs="Courier New"/>
+          <w:sz w:val="20"/>
+          <w:szCs w:val="20"/>
+          <w:lang w:eastAsia="en-IN"/>
+        </w:rPr>
+        <w:t>find()</w:t>
+      </w:r>
+      <w:r>
+        <w:rPr>
+          <w:rFonts w:ascii="Times New Roman" w:eastAsia="Times New Roman" w:hAnsi="Times New Roman" w:cs="Times New Roman"/>
+          <w:sz w:val="24"/>
+          <w:szCs w:val="24"/>
+          <w:lang w:eastAsia="en-IN"/>
+        </w:rPr>
+        <w:t xml:space="preserve">, and </w:t>
+      </w:r>
+      <w:r>
+        <w:rPr>
+          <w:rFonts w:ascii="Courier New" w:eastAsia="Times New Roman" w:hAnsi="Courier New" w:cs="Courier New"/>
+          <w:sz w:val="20"/>
+          <w:szCs w:val="20"/>
+          <w:lang w:eastAsia="en-IN"/>
+        </w:rPr>
+        <w:t>remove()</w:t>
+      </w:r>
+      <w:r>
+        <w:rPr>
+          <w:rFonts w:ascii="Times New Roman" w:eastAsia="Times New Roman" w:hAnsi="Times New Roman" w:cs="Times New Roman"/>
+          <w:sz w:val="24"/>
+          <w:szCs w:val="24"/>
+          <w:lang w:eastAsia="en-IN"/>
+        </w:rPr>
+        <w:t>, but it does not provide the code to execute these operations.</w:t>
+      </w:r>
+    </w:p>
+    <w:p>
+      <w:pPr>
+        <w:spacing w:after="0" w:line="240" w:lineRule="auto"/>
+        <w:rPr>
+          <w:rFonts w:ascii="Times New Roman" w:eastAsia="Times New Roman" w:hAnsi="Times New Roman" w:cs="Times New Roman"/>
+          <w:sz w:val="24"/>
+          <w:szCs w:val="24"/>
+          <w:lang w:eastAsia="en-IN"/>
+        </w:rPr>
+      </w:pPr>
+      <w:r>
+        <w:rPr>
+          <w:rFonts w:ascii="Times New Roman" w:eastAsia="Times New Roman" w:hAnsi="Times New Roman" w:cs="Times New Roman"/>
+          <w:sz w:val="24"/>
+          <w:szCs w:val="24"/>
+          <w:lang w:eastAsia="en-IN"/>
+        </w:rPr>
+        <w:pict w14:anchorId="66BD7566">
+          <v:rect id="_x0000_i1025" style="width:0;height:1.5pt" o:hralign="center" o:hrstd="t" o:hr="t" fillcolor="#a0a0a0" stroked="f"/>
+        </w:pict>
+      </w:r>
+    </w:p>
+    <w:p>
+      <w:pPr>
+        <w:spacing w:before="100" w:beforeAutospacing="1" w:after="100" w:afterAutospacing="1" w:line="240" w:lineRule="auto"/>
+        <w:outlineLvl w:val="1"/>
+        <w:rPr>
+          <w:rFonts w:ascii="Times New Roman" w:eastAsia="Times New Roman" w:hAnsi="Times New Roman" w:cs="Times New Roman"/>
+          <w:b/>
+          <w:bCs/>
+          <w:sz w:val="36"/>
+          <w:szCs w:val="36"/>
+          <w:lang w:eastAsia="en-IN"/>
+        </w:rPr>
+      </w:pPr>
+      <w:r>
+        <w:rPr>
+          <w:rFonts w:ascii="Times New Roman" w:eastAsia="Times New Roman" w:hAnsi="Times New Roman" w:cs="Times New Roman"/>
+          <w:b/>
+          <w:bCs/>
+          <w:sz w:val="36"/>
+          <w:szCs w:val="36"/>
+          <w:lang w:eastAsia="en-IN"/>
+        </w:rPr>
+        <w:t>Hibernate</w:t>
+      </w:r>
+    </w:p>
+    <w:p>
+      <w:pPr>
+        <w:numPr>
+          <w:ilvl w:val="0"/>
+          <w:numId w:val="5"/>
+        </w:numPr>
+        <w:spacing w:before="100" w:beforeAutospacing="1" w:after="100" w:afterAutospacing="1" w:line="240" w:lineRule="auto"/>
+        <w:rPr>
+          <w:rFonts w:ascii="Times New Roman" w:eastAsia="Times New Roman" w:hAnsi="Times New Roman" w:cs="Times New Roman"/>
+          <w:sz w:val="24"/>
+          <w:szCs w:val="24"/>
+          <w:lang w:eastAsia="en-IN"/>
+        </w:rPr>
+      </w:pPr>
+      <w:r>
+        <w:rPr>
+          <w:rFonts w:ascii="Times New Roman" w:eastAsia="Times New Roman" w:hAnsi="Times New Roman" w:cs="Times New Roman"/>
+          <w:sz w:val="24"/>
+          <w:szCs w:val="24"/>
+          <w:lang w:eastAsia="en-IN"/>
+        </w:rPr>
+        <w:t xml:space="preserve">Hibernate is an </w:t>
+      </w:r>
+      <w:r>
+        <w:rPr>
+          <w:rFonts w:ascii="Times New Roman" w:eastAsia="Times New Roman" w:hAnsi="Times New Roman" w:cs="Times New Roman"/>
+          <w:b/>
+          <w:bCs/>
+          <w:sz w:val="24"/>
+          <w:szCs w:val="24"/>
+          <w:lang w:eastAsia="en-IN"/>
+        </w:rPr>
+        <w:t>ORM (Object Relational Mapping) framework</w:t>
+      </w:r>
+      <w:r>
+        <w:rPr>
+          <w:rFonts w:ascii="Times New Roman" w:eastAsia="Times New Roman" w:hAnsi="Times New Roman" w:cs="Times New Roman"/>
+          <w:sz w:val="24"/>
+          <w:szCs w:val="24"/>
+          <w:lang w:eastAsia="en-IN"/>
+        </w:rPr>
+        <w:t xml:space="preserve"> that implements the JPA specification. </w:t>
+      </w:r>
+    </w:p>
+    <w:p>
+      <w:pPr>
+        <w:numPr>
+          <w:ilvl w:val="0"/>
+          <w:numId w:val="5"/>
+        </w:numPr>
+        <w:spacing w:before="100" w:beforeAutospacing="1" w:after="100" w:afterAutospacing="1" w:line="240" w:lineRule="auto"/>
+        <w:rPr>
+          <w:rFonts w:ascii="Times New Roman" w:eastAsia="Times New Roman" w:hAnsi="Times New Roman" w:cs="Times New Roman"/>
+          <w:sz w:val="24"/>
+          <w:szCs w:val="24"/>
+          <w:lang w:eastAsia="en-IN"/>
+        </w:rPr>
+      </w:pPr>
+      <w:r>
+        <w:rPr>
+          <w:rFonts w:ascii="Times New Roman" w:eastAsia="Times New Roman" w:hAnsi="Times New Roman" w:cs="Times New Roman"/>
+          <w:sz w:val="24"/>
+          <w:szCs w:val="24"/>
+          <w:lang w:eastAsia="en-IN"/>
+        </w:rPr>
+        <w:t xml:space="preserve">It maps Java objects to database tables and automatically converts Java operations into SQL queries. </w:t>
+      </w:r>
+    </w:p>
+    <w:p>
+      <w:pPr>
+        <w:numPr>
+          <w:ilvl w:val="0"/>
+          <w:numId w:val="5"/>
+        </w:numPr>
+        <w:spacing w:before="100" w:beforeAutospacing="1" w:after="100" w:afterAutospacing="1" w:line="240" w:lineRule="auto"/>
+        <w:rPr>
+          <w:rFonts w:ascii="Times New Roman" w:eastAsia="Times New Roman" w:hAnsi="Times New Roman" w:cs="Times New Roman"/>
+          <w:sz w:val="24"/>
+          <w:szCs w:val="24"/>
+          <w:lang w:eastAsia="en-IN"/>
+        </w:rPr>
+      </w:pPr>
+      <w:r>
+        <w:rPr>
+          <w:rFonts w:ascii="Times New Roman" w:eastAsia="Times New Roman" w:hAnsi="Times New Roman" w:cs="Times New Roman"/>
+          <w:sz w:val="24"/>
+          <w:szCs w:val="24"/>
+          <w:lang w:eastAsia="en-IN"/>
+        </w:rPr>
+        <w:t xml:space="preserve">Hibernate reduces the need to write SQL manually and manages database interactions. </w:t>
+      </w:r>
+    </w:p>
+    <w:p>
+      <w:pPr>
+        <w:spacing w:before="100" w:beforeAutospacing="1" w:after="100" w:afterAutospacing="1" w:line="240" w:lineRule="auto"/>
+        <w:outlineLvl w:val="2"/>
+        <w:rPr>
+          <w:rFonts w:ascii="Times New Roman" w:eastAsia="Times New Roman" w:hAnsi="Times New Roman" w:cs="Times New Roman"/>
+          <w:b/>
+          <w:bCs/>
+          <w:sz w:val="27"/>
+          <w:szCs w:val="27"/>
+          <w:lang w:eastAsia="en-IN"/>
+        </w:rPr>
+      </w:pPr>
+      <w:r>
+        <w:rPr>
+          <w:rFonts w:ascii="Times New Roman" w:eastAsia="Times New Roman" w:hAnsi="Times New Roman" w:cs="Times New Roman"/>
+          <w:b/>
+          <w:bCs/>
+          <w:sz w:val="27"/>
+          <w:szCs w:val="27"/>
+          <w:lang w:eastAsia="en-IN"/>
+        </w:rPr>
+        <w:t>Example (Hibernate)</w:t>
+      </w:r>
+    </w:p>
+    <w:p>
+      <w:pPr>
+        <w:tabs>
+          <w:tab w:val="left" w:pos="916"/>
+          <w:tab w:val="left" w:pos="1832"/>
+          <w:tab w:val="left" w:pos="2748"/>
+          <w:tab w:val="left" w:pos="3664"/>
+          <w:tab w:val="left" w:pos="4580"/>
+          <w:tab w:val="left" w:pos="5496"/>
+          <w:tab w:val="left" w:pos="6412"/>
+          <w:tab w:val="left" w:pos="7328"/>
+          <w:tab w:val="left" w:pos="8244"/>
+          <w:tab w:val="left" w:pos="9160"/>
+          <w:tab w:val="left" w:pos="10076"/>
+          <w:tab w:val="left" w:pos="10992"/>
+          <w:tab w:val="left" w:pos="11908"/>
+          <w:tab w:val="left" w:pos="12824"/>
+          <w:tab w:val="left" w:pos="13740"/>
+          <w:tab w:val="left" w:pos="14656"/>
+        </w:tabs>
+        <w:spacing w:after="0" w:line="240" w:lineRule="auto"/>
+        <w:rPr>
+          <w:rFonts w:ascii="Courier New" w:eastAsia="Times New Roman" w:hAnsi="Courier New" w:cs="Courier New"/>
+          <w:sz w:val="20"/>
+          <w:szCs w:val="20"/>
+          <w:lang w:eastAsia="en-IN"/>
+        </w:rPr>
+      </w:pPr>
+      <w:r>
+        <w:rPr>
+          <w:rFonts w:ascii="Courier New" w:eastAsia="Times New Roman" w:hAnsi="Courier New" w:cs="Courier New"/>
+          <w:sz w:val="20"/>
+          <w:szCs w:val="20"/>
+          <w:lang w:eastAsia="en-IN"/>
+        </w:rPr>
+        <w:t>Session session = sessionFactory.openSession();</w:t>
+      </w:r>
+      <w:r>
+        <w:rPr>
+          <w:rFonts w:ascii="Courier New" w:eastAsia="Times New Roman" w:hAnsi="Courier New" w:cs="Courier New"/>
+          <w:sz w:val="20"/>
+          <w:szCs w:val="20"/>
+          <w:lang w:eastAsia="en-IN"/>
+        </w:rPr>
+        <w:br/>
+        <w:t>Transaction transaction = session.beginTransaction();</w:t>
+      </w:r>
+      <w:r>
+        <w:rPr>
+          <w:rFonts w:ascii="Courier New" w:eastAsia="Times New Roman" w:hAnsi="Courier New" w:cs="Courier New"/>
+          <w:sz w:val="20"/>
+          <w:szCs w:val="20"/>
+          <w:lang w:eastAsia="en-IN"/>
+        </w:rPr>
+        <w:br/>
+      </w:r>
+      <w:r>
+        <w:rPr>
+          <w:rFonts w:ascii="Courier New" w:eastAsia="Times New Roman" w:hAnsi="Courier New" w:cs="Courier New"/>
+          <w:sz w:val="20"/>
+          <w:szCs w:val="20"/>
+          <w:lang w:eastAsia="en-IN"/>
+        </w:rPr>
+        <w:br/>
+        <w:t>Country country = new Country();</w:t>
+      </w:r>
+      <w:r>
+        <w:rPr>
+          <w:rFonts w:ascii="Courier New" w:eastAsia="Times New Roman" w:hAnsi="Courier New" w:cs="Courier New"/>
+          <w:sz w:val="20"/>
+          <w:szCs w:val="20"/>
+          <w:lang w:eastAsia="en-IN"/>
+        </w:rPr>
+        <w:br/>
+        <w:t>country.setCode("IN");</w:t>
+      </w:r>
+      <w:r>
+        <w:rPr>
+          <w:rFonts w:ascii="Courier New" w:eastAsia="Times New Roman" w:hAnsi="Courier New" w:cs="Courier New"/>
+          <w:sz w:val="20"/>
+          <w:szCs w:val="20"/>
+          <w:lang w:eastAsia="en-IN"/>
+        </w:rPr>
+        <w:br/>
+        <w:t>country.setName("India");</w:t>
+      </w:r>
+      <w:r>
+        <w:rPr>
+          <w:rFonts w:ascii="Courier New" w:eastAsia="Times New Roman" w:hAnsi="Courier New" w:cs="Courier New"/>
+          <w:sz w:val="20"/>
+          <w:szCs w:val="20"/>
+          <w:lang w:eastAsia="en-IN"/>
+        </w:rPr>
+        <w:br/>
+      </w:r>
+      <w:r>
+        <w:rPr>
+          <w:rFonts w:ascii="Courier New" w:eastAsia="Times New Roman" w:hAnsi="Courier New" w:cs="Courier New"/>
+          <w:sz w:val="20"/>
+          <w:szCs w:val="20"/>
+          <w:lang w:eastAsia="en-IN"/>
+        </w:rPr>
+        <w:br/>
+        <w:t>session.save(country);</w:t>
+      </w:r>
+      <w:r>
+        <w:rPr>
+          <w:rFonts w:ascii="Courier New" w:eastAsia="Times New Roman" w:hAnsi="Courier New" w:cs="Courier New"/>
+          <w:sz w:val="20"/>
+          <w:szCs w:val="20"/>
+          <w:lang w:eastAsia="en-IN"/>
+        </w:rPr>
+        <w:br/>
+      </w:r>
+      <w:r>
+        <w:rPr>
+          <w:rFonts w:ascii="Courier New" w:eastAsia="Times New Roman" w:hAnsi="Courier New" w:cs="Courier New"/>
+          <w:sz w:val="20"/>
+          <w:szCs w:val="20"/>
+          <w:lang w:eastAsia="en-IN"/>
+        </w:rPr>
+        <w:br/>
+        <w:t>transaction.commit();</w:t>
+      </w:r>
+      <w:r>
+        <w:rPr>
+          <w:rFonts w:ascii="Courier New" w:eastAsia="Times New Roman" w:hAnsi="Courier New" w:cs="Courier New"/>
+          <w:sz w:val="20"/>
+          <w:szCs w:val="20"/>
+          <w:lang w:eastAsia="en-IN"/>
+        </w:rPr>
+        <w:br/>
+        <w:t>session.close();</w:t>
+      </w:r>
+    </w:p>
+    <w:p>
+      <w:pPr>
+        <w:spacing w:before="100" w:beforeAutospacing="1" w:after="100" w:afterAutospacing="1" w:line="240" w:lineRule="auto"/>
+        <w:rPr>
+          <w:rFonts w:ascii="Times New Roman" w:eastAsia="Times New Roman" w:hAnsi="Times New Roman" w:cs="Times New Roman"/>
+          <w:sz w:val="24"/>
+          <w:szCs w:val="24"/>
+          <w:lang w:eastAsia="en-IN"/>
+        </w:rPr>
+      </w:pPr>
+      <w:r>
+        <w:rPr>
+          <w:rFonts w:ascii="Times New Roman" w:eastAsia="Times New Roman" w:hAnsi="Times New Roman" w:cs="Times New Roman"/>
+          <w:sz w:val="24"/>
+          <w:szCs w:val="24"/>
+          <w:lang w:eastAsia="en-IN"/>
+        </w:rPr>
+        <w:t xml:space="preserve">In this example, Hibernate converts </w:t>
+      </w:r>
+      <w:r>
+        <w:rPr>
+          <w:rFonts w:ascii="Courier New" w:eastAsia="Times New Roman" w:hAnsi="Courier New" w:cs="Courier New"/>
+          <w:sz w:val="20"/>
+          <w:szCs w:val="20"/>
+          <w:lang w:eastAsia="en-IN"/>
+        </w:rPr>
+        <w:t>session.save(country)</w:t>
+      </w:r>
+      <w:r>
+        <w:rPr>
+          <w:rFonts w:ascii="Times New Roman" w:eastAsia="Times New Roman" w:hAnsi="Times New Roman" w:cs="Times New Roman"/>
+          <w:sz w:val="24"/>
+          <w:szCs w:val="24"/>
+          <w:lang w:eastAsia="en-IN"/>
+        </w:rPr>
+        <w:t xml:space="preserve"> into an SQL </w:t>
+      </w:r>
+      <w:r>
+        <w:rPr>
+          <w:rFonts w:ascii="Courier New" w:eastAsia="Times New Roman" w:hAnsi="Courier New" w:cs="Courier New"/>
+          <w:sz w:val="20"/>
+          <w:szCs w:val="20"/>
+          <w:lang w:eastAsia="en-IN"/>
+        </w:rPr>
+        <w:t>INSERT</w:t>
+      </w:r>
+      <w:r>
+        <w:rPr>
+          <w:rFonts w:ascii="Times New Roman" w:eastAsia="Times New Roman" w:hAnsi="Times New Roman" w:cs="Times New Roman"/>
+          <w:sz w:val="24"/>
+          <w:szCs w:val="24"/>
+          <w:lang w:eastAsia="en-IN"/>
+        </w:rPr>
+        <w:t xml:space="preserve"> statement.</w:t>
+      </w:r>
+    </w:p>
+    <w:p>
+      <w:pPr>
+        <w:spacing w:after="0" w:line="240" w:lineRule="auto"/>
+        <w:rPr>
+          <w:rFonts w:ascii="Times New Roman" w:eastAsia="Times New Roman" w:hAnsi="Times New Roman" w:cs="Times New Roman"/>
+          <w:sz w:val="24"/>
+          <w:szCs w:val="24"/>
+          <w:lang w:eastAsia="en-IN"/>
+        </w:rPr>
+      </w:pPr>
+      <w:r>
+        <w:rPr>
+          <w:rFonts w:ascii="Times New Roman" w:eastAsia="Times New Roman" w:hAnsi="Times New Roman" w:cs="Times New Roman"/>
+          <w:sz w:val="24"/>
+          <w:szCs w:val="24"/>
+          <w:lang w:eastAsia="en-IN"/>
+        </w:rPr>
+        <w:pict w14:anchorId="0D4DC816">
+          <v:rect id="_x0000_i1026" style="width:0;height:1.5pt" o:hralign="center" o:hrstd="t" o:hr="t" fillcolor="#a0a0a0" stroked="f"/>
+        </w:pict>
+      </w:r>
+    </w:p>
+    <w:p>
+      <w:pPr>
+        <w:spacing w:before="100" w:beforeAutospacing="1" w:after="100" w:afterAutospacing="1" w:line="240" w:lineRule="auto"/>
+        <w:outlineLvl w:val="1"/>
+        <w:rPr>
+          <w:rFonts w:ascii="Times New Roman" w:eastAsia="Times New Roman" w:hAnsi="Times New Roman" w:cs="Times New Roman"/>
+          <w:b/>
+          <w:bCs/>
+          <w:sz w:val="36"/>
+          <w:szCs w:val="36"/>
+          <w:lang w:eastAsia="en-IN"/>
+        </w:rPr>
+      </w:pPr>
+      <w:r>
+        <w:rPr>
+          <w:rFonts w:ascii="Times New Roman" w:eastAsia="Times New Roman" w:hAnsi="Times New Roman" w:cs="Times New Roman"/>
+          <w:b/>
+          <w:bCs/>
+          <w:sz w:val="36"/>
+          <w:szCs w:val="36"/>
+          <w:lang w:eastAsia="en-IN"/>
+        </w:rPr>
+        <w:t>Spring Data JPA</w:t>
+      </w:r>
+    </w:p>
+    <w:p>
+      <w:pPr>
+        <w:numPr>
+          <w:ilvl w:val="0"/>
+          <w:numId w:val="6"/>
+        </w:numPr>
+        <w:spacing w:before="100" w:beforeAutospacing="1" w:after="100" w:afterAutospacing="1" w:line="240" w:lineRule="auto"/>
+        <w:rPr>
+          <w:rFonts w:ascii="Times New Roman" w:eastAsia="Times New Roman" w:hAnsi="Times New Roman" w:cs="Times New Roman"/>
+          <w:sz w:val="24"/>
+          <w:szCs w:val="24"/>
+          <w:lang w:eastAsia="en-IN"/>
+        </w:rPr>
+      </w:pPr>
+      <w:r>
+        <w:rPr>
+          <w:rFonts w:ascii="Times New Roman" w:eastAsia="Times New Roman" w:hAnsi="Times New Roman" w:cs="Times New Roman"/>
+          <w:sz w:val="24"/>
+          <w:szCs w:val="24"/>
+          <w:lang w:eastAsia="en-IN"/>
+        </w:rPr>
+        <w:lastRenderedPageBreak/>
+        <w:t xml:space="preserve">Spring Data JPA is a </w:t>
+      </w:r>
+      <w:r>
+        <w:rPr>
+          <w:rFonts w:ascii="Times New Roman" w:eastAsia="Times New Roman" w:hAnsi="Times New Roman" w:cs="Times New Roman"/>
+          <w:b/>
+          <w:bCs/>
+          <w:sz w:val="24"/>
+          <w:szCs w:val="24"/>
+          <w:lang w:eastAsia="en-IN"/>
+        </w:rPr>
+        <w:t>Spring module</w:t>
+      </w:r>
+      <w:r>
+        <w:rPr>
+          <w:rFonts w:ascii="Times New Roman" w:eastAsia="Times New Roman" w:hAnsi="Times New Roman" w:cs="Times New Roman"/>
+          <w:sz w:val="24"/>
+          <w:szCs w:val="24"/>
+          <w:lang w:eastAsia="en-IN"/>
+        </w:rPr>
+        <w:t xml:space="preserve"> built on top of JPA. </w:t>
+      </w:r>
+    </w:p>
+    <w:p>
+      <w:pPr>
+        <w:numPr>
+          <w:ilvl w:val="0"/>
+          <w:numId w:val="6"/>
+        </w:numPr>
+        <w:spacing w:before="100" w:beforeAutospacing="1" w:after="100" w:afterAutospacing="1" w:line="240" w:lineRule="auto"/>
+        <w:rPr>
+          <w:rFonts w:ascii="Times New Roman" w:eastAsia="Times New Roman" w:hAnsi="Times New Roman" w:cs="Times New Roman"/>
+          <w:sz w:val="24"/>
+          <w:szCs w:val="24"/>
+          <w:lang w:eastAsia="en-IN"/>
+        </w:rPr>
+      </w:pPr>
+      <w:r>
+        <w:rPr>
+          <w:rFonts w:ascii="Times New Roman" w:eastAsia="Times New Roman" w:hAnsi="Times New Roman" w:cs="Times New Roman"/>
+          <w:sz w:val="24"/>
+          <w:szCs w:val="24"/>
+          <w:lang w:eastAsia="en-IN"/>
+        </w:rPr>
+        <w:t xml:space="preserve">It does not implement JPA itself; instead, it works with JPA providers such as Hibernate. </w:t>
+      </w:r>
+    </w:p>
+    <w:p>
+      <w:pPr>
+        <w:numPr>
+          <w:ilvl w:val="0"/>
+          <w:numId w:val="6"/>
+        </w:numPr>
+        <w:spacing w:before="100" w:beforeAutospacing="1" w:after="100" w:afterAutospacing="1" w:line="240" w:lineRule="auto"/>
+        <w:rPr>
+          <w:rFonts w:ascii="Times New Roman" w:eastAsia="Times New Roman" w:hAnsi="Times New Roman" w:cs="Times New Roman"/>
+          <w:sz w:val="24"/>
+          <w:szCs w:val="24"/>
+          <w:lang w:eastAsia="en-IN"/>
+        </w:rPr>
+      </w:pPr>
+      <w:r>
+        <w:rPr>
+          <w:rFonts w:ascii="Times New Roman" w:eastAsia="Times New Roman" w:hAnsi="Times New Roman" w:cs="Times New Roman"/>
+          <w:sz w:val="24"/>
+          <w:szCs w:val="24"/>
+          <w:lang w:eastAsia="en-IN"/>
+        </w:rPr>
+        <w:t xml:space="preserve">It reduces boilerplate code by providing ready-made repository methods. </w:t>
+      </w:r>
+    </w:p>
+    <w:p>
+      <w:pPr>
+        <w:numPr>
+          <w:ilvl w:val="0"/>
+          <w:numId w:val="6"/>
+        </w:numPr>
+        <w:spacing w:before="100" w:beforeAutospacing="1" w:after="100" w:afterAutospacing="1" w:line="240" w:lineRule="auto"/>
+        <w:rPr>
+          <w:rFonts w:ascii="Times New Roman" w:eastAsia="Times New Roman" w:hAnsi="Times New Roman" w:cs="Times New Roman"/>
+          <w:sz w:val="24"/>
+          <w:szCs w:val="24"/>
+          <w:lang w:eastAsia="en-IN"/>
+        </w:rPr>
+      </w:pPr>
+      <w:r>
+        <w:rPr>
+          <w:rFonts w:ascii="Times New Roman" w:eastAsia="Times New Roman" w:hAnsi="Times New Roman" w:cs="Times New Roman"/>
+          <w:sz w:val="24"/>
+          <w:szCs w:val="24"/>
+          <w:lang w:eastAsia="en-IN"/>
+        </w:rPr>
+        <w:t xml:space="preserve">It also integrates transaction management with Spring. </w:t>
+      </w:r>
+    </w:p>
+    <w:p>
+      <w:pPr>
+        <w:spacing w:before="100" w:beforeAutospacing="1" w:after="100" w:afterAutospacing="1" w:line="240" w:lineRule="auto"/>
+        <w:outlineLvl w:val="2"/>
+        <w:rPr>
+          <w:rFonts w:ascii="Times New Roman" w:eastAsia="Times New Roman" w:hAnsi="Times New Roman" w:cs="Times New Roman"/>
+          <w:b/>
+          <w:bCs/>
+          <w:sz w:val="27"/>
+          <w:szCs w:val="27"/>
+          <w:lang w:eastAsia="en-IN"/>
+        </w:rPr>
+      </w:pPr>
+      <w:r>
+        <w:rPr>
+          <w:rFonts w:ascii="Times New Roman" w:eastAsia="Times New Roman" w:hAnsi="Times New Roman" w:cs="Times New Roman"/>
+          <w:b/>
+          <w:bCs/>
+          <w:sz w:val="27"/>
+          <w:szCs w:val="27"/>
+          <w:lang w:eastAsia="en-IN"/>
+        </w:rPr>
+        <w:t>Example (Spring Data JPA)</w:t>
+      </w:r>
+    </w:p>
+    <w:p>
+      <w:pPr>
+        <w:spacing w:before="100" w:beforeAutospacing="1" w:after="100" w:afterAutospacing="1" w:line="240" w:lineRule="auto"/>
+        <w:rPr>
+          <w:rFonts w:ascii="Times New Roman" w:eastAsia="Times New Roman" w:hAnsi="Times New Roman" w:cs="Times New Roman"/>
+          <w:sz w:val="24"/>
+          <w:szCs w:val="24"/>
+          <w:lang w:eastAsia="en-IN"/>
+        </w:rPr>
+      </w:pPr>
+      <w:r>
+        <w:rPr>
+          <w:rFonts w:ascii="Times New Roman" w:eastAsia="Times New Roman" w:hAnsi="Times New Roman" w:cs="Times New Roman"/>
+          <w:b/>
+          <w:bCs/>
+          <w:sz w:val="24"/>
+          <w:szCs w:val="24"/>
+          <w:lang w:eastAsia="en-IN"/>
+        </w:rPr>
+        <w:t>CountryRepository.java</w:t>
+      </w:r>
+    </w:p>
+    <w:p>
+      <w:pPr>
+        <w:tabs>
+          <w:tab w:val="left" w:pos="916"/>
+          <w:tab w:val="left" w:pos="1832"/>
+          <w:tab w:val="left" w:pos="2748"/>
+          <w:tab w:val="left" w:pos="3664"/>
+          <w:tab w:val="left" w:pos="4580"/>
+          <w:tab w:val="left" w:pos="5496"/>
+          <w:tab w:val="left" w:pos="6412"/>
+          <w:tab w:val="left" w:pos="7328"/>
+          <w:tab w:val="left" w:pos="8244"/>
+          <w:tab w:val="left" w:pos="9160"/>
+          <w:tab w:val="left" w:pos="10076"/>
+          <w:tab w:val="left" w:pos="10992"/>
+          <w:tab w:val="left" w:pos="11908"/>
+          <w:tab w:val="left" w:pos="12824"/>
+          <w:tab w:val="left" w:pos="13740"/>
+          <w:tab w:val="left" w:pos="14656"/>
+        </w:tabs>
+        <w:spacing w:after="0" w:line="240" w:lineRule="auto"/>
+        <w:rPr>
+          <w:rFonts w:ascii="Courier New" w:eastAsia="Times New Roman" w:hAnsi="Courier New" w:cs="Courier New"/>
+          <w:sz w:val="20"/>
+          <w:szCs w:val="20"/>
+          <w:lang w:eastAsia="en-IN"/>
+        </w:rPr>
+      </w:pPr>
+      <w:r>
+        <w:rPr>
+          <w:rFonts w:ascii="Courier New" w:eastAsia="Times New Roman" w:hAnsi="Courier New" w:cs="Courier New"/>
+          <w:sz w:val="20"/>
+          <w:szCs w:val="20"/>
+          <w:lang w:eastAsia="en-IN"/>
+        </w:rPr>
+        <w:t>public interface CountryRepository extends JpaRepository&lt;Country, String&gt; {</w:t>
+      </w:r>
+      <w:r>
+        <w:rPr>
+          <w:rFonts w:ascii="Courier New" w:eastAsia="Times New Roman" w:hAnsi="Courier New" w:cs="Courier New"/>
+          <w:sz w:val="20"/>
+          <w:szCs w:val="20"/>
+          <w:lang w:eastAsia="en-IN"/>
+        </w:rPr>
+        <w:br/>
+      </w:r>
+      <w:r>
+        <w:rPr>
+          <w:rFonts w:ascii="Courier New" w:eastAsia="Times New Roman" w:hAnsi="Courier New" w:cs="Courier New"/>
+          <w:sz w:val="20"/>
+          <w:szCs w:val="20"/>
+          <w:lang w:eastAsia="en-IN"/>
+        </w:rPr>
+        <w:br/>
+        <w:t>}</w:t>
+      </w:r>
+    </w:p>
+    <w:p>
+      <w:pPr>
+        <w:spacing w:before="100" w:beforeAutospacing="1" w:after="100" w:afterAutospacing="1" w:line="240" w:lineRule="auto"/>
+        <w:rPr>
+          <w:rFonts w:ascii="Times New Roman" w:eastAsia="Times New Roman" w:hAnsi="Times New Roman" w:cs="Times New Roman"/>
+          <w:sz w:val="24"/>
+          <w:szCs w:val="24"/>
+          <w:lang w:eastAsia="en-IN"/>
+        </w:rPr>
+      </w:pPr>
+      <w:r>
+        <w:rPr>
+          <w:rFonts w:ascii="Times New Roman" w:eastAsia="Times New Roman" w:hAnsi="Times New Roman" w:cs="Times New Roman"/>
+          <w:b/>
+          <w:bCs/>
+          <w:sz w:val="24"/>
+          <w:szCs w:val="24"/>
+          <w:lang w:eastAsia="en-IN"/>
+        </w:rPr>
+        <w:t>CountryService.java</w:t>
+      </w:r>
+    </w:p>
+    <w:p>
+      <w:pPr>
+        <w:tabs>
+          <w:tab w:val="left" w:pos="916"/>
+          <w:tab w:val="left" w:pos="1832"/>
+          <w:tab w:val="left" w:pos="2748"/>
+          <w:tab w:val="left" w:pos="3664"/>
+          <w:tab w:val="left" w:pos="4580"/>
+          <w:tab w:val="left" w:pos="5496"/>
+          <w:tab w:val="left" w:pos="6412"/>
+          <w:tab w:val="left" w:pos="7328"/>
+          <w:tab w:val="left" w:pos="8244"/>
+          <w:tab w:val="left" w:pos="9160"/>
+          <w:tab w:val="left" w:pos="10076"/>
+          <w:tab w:val="left" w:pos="10992"/>
+          <w:tab w:val="left" w:pos="11908"/>
+          <w:tab w:val="left" w:pos="12824"/>
+          <w:tab w:val="left" w:pos="13740"/>
+          <w:tab w:val="left" w:pos="14656"/>
+        </w:tabs>
+        <w:spacing w:after="0" w:line="240" w:lineRule="auto"/>
+        <w:rPr>
+          <w:rFonts w:ascii="Courier New" w:eastAsia="Times New Roman" w:hAnsi="Courier New" w:cs="Courier New"/>
+          <w:sz w:val="20"/>
+          <w:szCs w:val="20"/>
+          <w:lang w:eastAsia="en-IN"/>
+        </w:rPr>
+      </w:pPr>
+      <w:r>
+        <w:rPr>
+          <w:rFonts w:ascii="Courier New" w:eastAsia="Times New Roman" w:hAnsi="Courier New" w:cs="Courier New"/>
+          <w:sz w:val="20"/>
+          <w:szCs w:val="20"/>
+          <w:lang w:eastAsia="en-IN"/>
+        </w:rPr>
+        <w:t>@Service</w:t>
+      </w:r>
+      <w:r>
+        <w:rPr>
+          <w:rFonts w:ascii="Courier New" w:eastAsia="Times New Roman" w:hAnsi="Courier New" w:cs="Courier New"/>
+          <w:sz w:val="20"/>
+          <w:szCs w:val="20"/>
+          <w:lang w:eastAsia="en-IN"/>
+        </w:rPr>
+        <w:br/>
+        <w:t>public class CountryService {</w:t>
+      </w:r>
+      <w:r>
+        <w:rPr>
+          <w:rFonts w:ascii="Courier New" w:eastAsia="Times New Roman" w:hAnsi="Courier New" w:cs="Courier New"/>
+          <w:sz w:val="20"/>
+          <w:szCs w:val="20"/>
+          <w:lang w:eastAsia="en-IN"/>
+        </w:rPr>
+        <w:br/>
+      </w:r>
+      <w:r>
+        <w:rPr>
+          <w:rFonts w:ascii="Courier New" w:eastAsia="Times New Roman" w:hAnsi="Courier New" w:cs="Courier New"/>
+          <w:sz w:val="20"/>
+          <w:szCs w:val="20"/>
+          <w:lang w:eastAsia="en-IN"/>
+        </w:rPr>
+        <w:br/>
+        <w:t xml:space="preserve">    @Autowired</w:t>
+      </w:r>
+      <w:r>
+        <w:rPr>
+          <w:rFonts w:ascii="Courier New" w:eastAsia="Times New Roman" w:hAnsi="Courier New" w:cs="Courier New"/>
+          <w:sz w:val="20"/>
+          <w:szCs w:val="20"/>
+          <w:lang w:eastAsia="en-IN"/>
+        </w:rPr>
+        <w:br/>
+        <w:t xml:space="preserve">    private CountryRepository countryRepository;</w:t>
+      </w:r>
+      <w:r>
+        <w:rPr>
+          <w:rFonts w:ascii="Courier New" w:eastAsia="Times New Roman" w:hAnsi="Courier New" w:cs="Courier New"/>
+          <w:sz w:val="20"/>
+          <w:szCs w:val="20"/>
+          <w:lang w:eastAsia="en-IN"/>
+        </w:rPr>
+        <w:br/>
+      </w:r>
+      <w:r>
+        <w:rPr>
+          <w:rFonts w:ascii="Courier New" w:eastAsia="Times New Roman" w:hAnsi="Courier New" w:cs="Courier New"/>
+          <w:sz w:val="20"/>
+          <w:szCs w:val="20"/>
+          <w:lang w:eastAsia="en-IN"/>
+        </w:rPr>
+        <w:br/>
+        <w:t xml:space="preserve">    @Transactional</w:t>
+      </w:r>
+      <w:r>
+        <w:rPr>
+          <w:rFonts w:ascii="Courier New" w:eastAsia="Times New Roman" w:hAnsi="Courier New" w:cs="Courier New"/>
+          <w:sz w:val="20"/>
+          <w:szCs w:val="20"/>
+          <w:lang w:eastAsia="en-IN"/>
+        </w:rPr>
+        <w:br/>
+        <w:t xml:space="preserve">    public void addCountry(Country country) {</w:t>
+      </w:r>
+      <w:r>
+        <w:rPr>
+          <w:rFonts w:ascii="Courier New" w:eastAsia="Times New Roman" w:hAnsi="Courier New" w:cs="Courier New"/>
+          <w:sz w:val="20"/>
+          <w:szCs w:val="20"/>
+          <w:lang w:eastAsia="en-IN"/>
+        </w:rPr>
+        <w:br/>
+        <w:t xml:space="preserve">        countryRepository.save(country);</w:t>
+      </w:r>
+      <w:r>
+        <w:rPr>
+          <w:rFonts w:ascii="Courier New" w:eastAsia="Times New Roman" w:hAnsi="Courier New" w:cs="Courier New"/>
+          <w:sz w:val="20"/>
+          <w:szCs w:val="20"/>
+          <w:lang w:eastAsia="en-IN"/>
+        </w:rPr>
+        <w:br/>
+        <w:t xml:space="preserve">    }</w:t>
+      </w:r>
+      <w:r>
+        <w:rPr>
+          <w:rFonts w:ascii="Courier New" w:eastAsia="Times New Roman" w:hAnsi="Courier New" w:cs="Courier New"/>
+          <w:sz w:val="20"/>
+          <w:szCs w:val="20"/>
+          <w:lang w:eastAsia="en-IN"/>
+        </w:rPr>
+        <w:br/>
+        <w:t>}</w:t>
+      </w:r>
+    </w:p>
+    <w:p>
+      <w:pPr>
+        <w:spacing w:before="100" w:beforeAutospacing="1" w:after="100" w:afterAutospacing="1" w:line="240" w:lineRule="auto"/>
+        <w:rPr>
+          <w:rFonts w:ascii="Times New Roman" w:eastAsia="Times New Roman" w:hAnsi="Times New Roman" w:cs="Times New Roman"/>
+          <w:sz w:val="24"/>
+          <w:szCs w:val="24"/>
+          <w:lang w:eastAsia="en-IN"/>
+        </w:rPr>
+      </w:pPr>
+      <w:r>
+        <w:rPr>
+          <w:rFonts w:ascii="Times New Roman" w:eastAsia="Times New Roman" w:hAnsi="Times New Roman" w:cs="Times New Roman"/>
+          <w:sz w:val="24"/>
+          <w:szCs w:val="24"/>
+          <w:lang w:eastAsia="en-IN"/>
+        </w:rPr>
+        <w:t>Here, calling</w:t>
+      </w:r>
+    </w:p>
+    <w:p>
+      <w:pPr>
+        <w:tabs>
+          <w:tab w:val="left" w:pos="916"/>
+          <w:tab w:val="left" w:pos="1832"/>
+          <w:tab w:val="left" w:pos="2748"/>
+          <w:tab w:val="left" w:pos="3664"/>
+          <w:tab w:val="left" w:pos="4580"/>
+          <w:tab w:val="left" w:pos="5496"/>
+          <w:tab w:val="left" w:pos="6412"/>
+          <w:tab w:val="left" w:pos="7328"/>
+          <w:tab w:val="left" w:pos="8244"/>
+          <w:tab w:val="left" w:pos="9160"/>
+          <w:tab w:val="left" w:pos="10076"/>
+          <w:tab w:val="left" w:pos="10992"/>
+          <w:tab w:val="left" w:pos="11908"/>
+          <w:tab w:val="left" w:pos="12824"/>
+          <w:tab w:val="left" w:pos="13740"/>
+          <w:tab w:val="left" w:pos="14656"/>
+        </w:tabs>
+        <w:spacing w:after="0" w:line="240" w:lineRule="auto"/>
+        <w:rPr>
+          <w:rFonts w:ascii="Courier New" w:eastAsia="Times New Roman" w:hAnsi="Courier New" w:cs="Courier New"/>
+          <w:sz w:val="20"/>
+          <w:szCs w:val="20"/>
+          <w:lang w:eastAsia="en-IN"/>
+        </w:rPr>
+      </w:pPr>
+      <w:r>
+        <w:rPr>
+          <w:rFonts w:ascii="Courier New" w:eastAsia="Times New Roman" w:hAnsi="Courier New" w:cs="Courier New"/>
+          <w:sz w:val="20"/>
+          <w:szCs w:val="20"/>
+          <w:lang w:eastAsia="en-IN"/>
+        </w:rPr>
+        <w:t>countryRepository.save(country);</w:t>
+      </w:r>
+    </w:p>
+    <w:p>
+      <w:pPr>
+        <w:spacing w:before="100" w:beforeAutospacing="1" w:after="100" w:afterAutospacing="1" w:line="240" w:lineRule="auto"/>
+        <w:rPr>
+          <w:rFonts w:ascii="Times New Roman" w:eastAsia="Times New Roman" w:hAnsi="Times New Roman" w:cs="Times New Roman"/>
+          <w:sz w:val="24"/>
+          <w:szCs w:val="24"/>
+          <w:lang w:eastAsia="en-IN"/>
+        </w:rPr>
+      </w:pPr>
+      <w:r>
+        <w:rPr>
+          <w:rFonts w:ascii="Times New Roman" w:eastAsia="Times New Roman" w:hAnsi="Times New Roman" w:cs="Times New Roman"/>
+          <w:sz w:val="24"/>
+          <w:szCs w:val="24"/>
+          <w:lang w:eastAsia="en-IN"/>
+        </w:rPr>
+        <w:t>automatically saves the country into the database. There is no need to write Hibernate session management or SQL statements.</w:t>
+      </w:r>
+    </w:p>
+    <w:p>
+      <w:pPr>
+        <w:spacing w:after="0" w:line="240" w:lineRule="auto"/>
+        <w:rPr>
+          <w:rFonts w:ascii="Arial" w:eastAsia="Times New Roman" w:hAnsi="Arial" w:cs="Arial"/>
+          <w:b/>
+          <w:bCs/>
+          <w:color w:val="333333"/>
+          <w:sz w:val="36"/>
+          <w:szCs w:val="36"/>
+          <w:shd w:val="clear" w:color="auto" w:fill="FFFFFF"/>
+        </w:rPr>
+      </w:pPr>
+      <w:r>
+        <w:rPr>
+          <w:rFonts w:ascii="Arial" w:eastAsia="Times New Roman" w:hAnsi="Arial" w:cs="Arial"/>
+          <w:b/>
+          <w:bCs/>
+          <w:color w:val="333333"/>
+          <w:sz w:val="36"/>
+          <w:szCs w:val="36"/>
+          <w:shd w:val="clear" w:color="auto" w:fill="FFFFFF"/>
+        </w:rPr>
+        <w:t>Hands on 1</w:t>
+      </w:r>
+    </w:p>
+    <w:p>
+      <w:pPr>
+        <w:spacing w:before="100" w:beforeAutospacing="1" w:after="100" w:afterAutospacing="1" w:line="240" w:lineRule="auto"/>
+        <w:rPr>
+          <w:rFonts w:ascii="Times New Roman" w:eastAsia="Times New Roman" w:hAnsi="Times New Roman" w:cs="Times New Roman"/>
+          <w:sz w:val="24"/>
+          <w:szCs w:val="24"/>
+          <w:lang w:eastAsia="en-IN"/>
+        </w:rPr>
+      </w:pPr>
+      <w:r>
+        <w:rPr>
+          <w:rFonts w:ascii="Arial" w:eastAsia="Times New Roman" w:hAnsi="Arial" w:cs="Arial"/>
+          <w:b/>
+          <w:bCs/>
+          <w:color w:val="333333"/>
+          <w:sz w:val="36"/>
+          <w:szCs w:val="36"/>
+          <w:shd w:val="clear" w:color="auto" w:fill="FFFFFF"/>
+        </w:rPr>
+        <w:t>Spring Data JPA - Quick Example</w:t>
+      </w:r>
+      <w:r>
+        <w:rPr>
+          <w:rFonts w:ascii="Arial" w:eastAsia="Times New Roman" w:hAnsi="Arial" w:cs="Arial"/>
+          <w:color w:val="333333"/>
+          <w:sz w:val="21"/>
+          <w:szCs w:val="21"/>
+          <w:shd w:val="clear" w:color="auto" w:fill="FFFFFF"/>
+        </w:rPr>
+        <w:t> </w:t>
+      </w:r>
+      <w:r>
+        <w:rPr>
+          <w:rFonts w:ascii="Arial" w:eastAsia="Times New Roman" w:hAnsi="Arial" w:cs="Arial"/>
+          <w:color w:val="333333"/>
+          <w:sz w:val="21"/>
+          <w:szCs w:val="21"/>
+        </w:rPr>
+        <w:br/>
+      </w:r>
+      <w:r>
+        <w:rPr>
+          <w:rFonts w:ascii="Arial" w:eastAsia="Times New Roman" w:hAnsi="Arial" w:cs="Arial"/>
+          <w:color w:val="333333"/>
+          <w:sz w:val="21"/>
+          <w:szCs w:val="21"/>
+        </w:rPr>
+        <w:br/>
+      </w:r>
+      <w:r>
+        <w:rPr>
+          <w:rFonts w:ascii="Times New Roman" w:eastAsia="Times New Roman" w:hAnsi="Times New Roman" w:cs="Times New Roman"/>
+          <w:b/>
+          <w:bCs/>
+          <w:sz w:val="36"/>
+          <w:szCs w:val="36"/>
+          <w:lang w:eastAsia="en-IN"/>
+        </w:rPr>
+        <w:t>OUTPUT:</w:t>
+      </w:r>
+    </w:p>
+    <w:p>
+      <w:pPr>
+        <w:spacing w:before="100" w:beforeAutospacing="1" w:after="100" w:afterAutospacing="1" w:line="240" w:lineRule="auto"/>
+        <w:rPr>
+          <w:rFonts w:ascii="Times New Roman" w:eastAsia="Times New Roman" w:hAnsi="Times New Roman" w:cs="Times New Roman"/>
+          <w:b/>
+          <w:bCs/>
+          <w:sz w:val="36"/>
+          <w:szCs w:val="36"/>
+          <w:lang w:eastAsia="en-IN"/>
+        </w:rPr>
+      </w:pPr>
+    </w:p>
+    <w:p>
+      <w:pPr>
+        <w:spacing w:before="100" w:beforeAutospacing="1" w:after="100" w:afterAutospacing="1" w:line="240" w:lineRule="auto"/>
+        <w:rPr>
+          <w:rFonts w:ascii="Times New Roman" w:eastAsia="Times New Roman" w:hAnsi="Times New Roman" w:cs="Times New Roman"/>
+          <w:sz w:val="20"/>
+          <w:szCs w:val="20"/>
+          <w:lang w:eastAsia="en-IN"/>
+        </w:rPr>
+      </w:pPr>
+      <w:r>
+        <w:rPr>
+          <w:rFonts w:ascii="Times New Roman" w:eastAsia="Times New Roman" w:hAnsi="Times New Roman" w:cs="Times New Roman"/>
+          <w:sz w:val="20"/>
+          <w:szCs w:val="20"/>
+          <w:lang w:eastAsia="en-IN"/>
+        </w:rPr>
+        <w:t>"C:\Program Files\Java\jdk-24\bin\java.exe" -XX:TieredStopAtLevel=1 -Dspring.output.ansi.enabled=always "-javaagent:C:\Users\HP\OneDrive\Pictures\Documents\IntelliJ IDEA 2026.1.3\lib\idea_rt.jar=54450" -Dfile.encoding=UTF-8 -Dsun.stdout.encoding=UTF-8 -Dsun.stderr.encoding=UTF-8 -classpath C:\Users\HP\Downloads\orm-learn\orm-learn\target\classes;C:\Users\HP\.m2\repository\org\springframework\boot\spring-boot-starter\3.5.16\spring-boot-starter-3.5.16.jar;C:\Users\HP\.m2\repository\org\springframework\boot\spring-boot\3.5.16\spring-boot-3.5.16.jar;C:\Users\HP\.m2\repository\org\springframework\spring-context\6.2.19\spring-context-6.2.19.jar;C:\Users\HP\.m2\repository\org\springframework\spring-expression\6.2.19\spring-expression-6.2.19.jar;C:\Users\HP\.m2\repository\io\micrometer\micrometer-observation\1.15.12\micrometer-observation-</w:t>
+      </w:r>
+      <w:r>
+        <w:rPr>
+          <w:rFonts w:ascii="Times New Roman" w:eastAsia="Times New Roman" w:hAnsi="Times New Roman" w:cs="Times New Roman"/>
+          <w:sz w:val="20"/>
+          <w:szCs w:val="20"/>
+          <w:lang w:eastAsia="en-IN"/>
+        </w:rPr>
+        <w:lastRenderedPageBreak/>
+        <w:t>1.15.12.jar;C:\Users\HP\.m2\repository\io\micrometer\micrometer-commons\1.15.12\micrometer-commons-1.15.12.jar;C:\Users\HP\.m2\repository\org\springframework\boot\spring-boot-autoconfigure\3.5.16\spring-boot-autoconfigure-3.5.16.jar;C:\Users\HP\.m2\repository\org\springframework\boot\spring-boot-starter-logging\3.5.16\spring-boot-starter-logging-3.5.16.jar;C:\Users\HP\.m2\repository\ch\qos\logback\logback-classic\1.5.34\logback-classic-1.5.34.jar;C:\Users\HP\.m2\repository\ch\qos\logback\logback-core\1.5.34\logback-core-1.5.34.jar;C:\Users\HP\.m2\repository\org\apache\logging\log4j\log4j-to-slf4j\2.24.3\log4j-to-slf4j-2.24.3.jar;C:\Users\HP\.m2\repository\org\apache\logging\log4j\log4j-api\2.24.3\log4j-api-2.24.3.jar;C:\Users\HP\.m2\repository\org\slf4j\jul-to-slf4j\2.0.18\jul-to-slf4j-2.0.18.jar;C:\Users\HP\.m2\repository\jakarta\annotation\jakarta.annotation-api\2.1.1\jakarta.annotation-api-2.1.1.jar;C:\Users\HP\.m2\repository\org\springframework\spring-core\6.2.19\spring-core-6.2.19.jar;C:\Users\HP\.m2\repository\org\springframework\spring-jcl\6.2.19\spring-jcl-6.2.19.jar;C:\Users\HP\.m2\repository\org\yaml\snakeyaml\2.4\snakeyaml-2.4.jar;C:\Users\HP\.m2\repository\org\slf4j\slf4j-api\2.0.18\slf4j-api-2.0.18.jar;C:\Users\HP\.m2\repository\jakarta\xml\bind\jakarta.xml.bind-api\4.0.5\jakarta.xml.bind-api-4.0.5.jar;C:\Users\HP\.m2\repository\jakarta\activation\jakarta.activation-api\2.1.4\jakarta.activation-api-2.1.4.jar;C:\Users\HP\.m2\repository\net\bytebuddy\byte-buddy\1.17.8\byte-buddy-1.17.8.jar;C:\Users\HP\.m2\repository\org\springframework\boot\spring-boot-starter-data-jpa\3.5.16\spring-boot-starter-data-jpa-3.5.16.jar;C:\Users\HP\.m2\repository\org\springframework\boot\spring-boot-starter-jdbc\3.5.16\spring-boot-starter-jdbc-3.5.16.jar;C:\Users\HP\.m2\repository\com\zaxxer\HikariCP\6.3.3\HikariCP-6.3.3.jar;C:\Users\HP\.m2\repository\org\springframework\spring-jdbc\6.2.19\spring-jdbc-6.2.19.jar;C:\Users\HP\.m2\repository\org\hibernate\orm\hibernate-core\6.6.53.Final\hibernate-core-6.6.53.Final.jar;C:\Users\HP\.m2\repository\jakarta\persistence\jakarta.persistence-api\3.1.0\jakarta.persistence-api-3.1.0.jar;C:\Users\HP\.m2\repository\jakarta\transaction\jakarta.transaction-api\2.0.1\jakarta.transaction-api-2.0.1.jar;C:\Users\HP\.m2\repository\org\jboss\logging\jboss-logging\3.6.3.Final\jboss-logging-3.6.3.Final.jar;C:\Users\HP\.m2\repository\org\hibernate\common\hibernate-commons-annotations\7.0.3.Final\hibernate-commons-annotations-7.0.3.Final.jar;C:\Users\HP\.m2\repository\io\smallrye\jandex\3.2.0\jandex-3.2.0.jar;C:\Users\HP\.m2\repository\com\fasterxml\classmate\1.7.3\classmate-1.7.3.jar;C:\Users\HP\.m2\repository\org\glassfish\jaxb\jaxb-runtime\4.0.9\jaxb-runtime-4.0.9.jar;C:\Users\HP\.m2\repository\org\glassfish\jaxb\jaxb-core\4.0.9\jaxb-core-4.0.9.jar;C:\Users\HP\.m2\repository\org\eclipse\angus\angus-activation\2.0.3\angus-activation-2.0.3.jar;C:\Users\HP\.m2\repository\org\glassfish\jaxb\txw2\4.0.9\txw2-4.0.9.jar;C:\Users\HP\.m2\repository\com\sun\istack\istack-commons-runtime\4.1.2\istack-commons-runtime-4.1.2.jar;C:\Users\HP\.m2\repository\jakarta\inject\jakarta.inject-api\2.0.1\jakarta.inject-api-2.0.1.jar;C:\Users\HP\.m2\repository\org\antlr\antlr4-runtime\4.13.2\antlr4-runtime-4.13.2.jar;C:\Users\HP\.m2\repository\org\springframework\data\spring-data-jpa\3.5.13\spring-data-jpa-3.5.13.jar;C:\Users\HP\.m2\repository\org\springframework\data\spring-data-commons\3.5.13\spring-data-commons-3.5.13.jar;C:\Users\HP\.m2\repository\org\springframework\spring-orm\6.2.19\spring-orm-6.2.19.jar;C:\Users\HP\.m2\repository\org\springframework\spring-aop\6.2.19\spring-aop-6.2.19.jar;C:\Users\HP\.m2\repository\org\springframework\spring-tx\6.2.19\spring-tx-6.2.19.jar;C:\Users\HP\.m2\repository\org\springframework\spring-beans\6.2.19\spring-beans-6.2.19.jar;C:\Users\HP\.m2\repository\org\springframework\spring-aspects\6.2.19\spring-aspects-6.2.19.jar;C:\Users\HP\.m2\repository\org\aspectj\aspectjweaver\1.9.25.1\aspectjweaver-1.9.25.1.jar;C:\Users\HP\.m2\repository\com\mysql\mysql-connector-j\9.7.0\mysql-connector-j-9.7.0.jar com.cognizant.ormlearn.OrmLearnApplication</w:t>
+      </w:r>
+    </w:p>
+    <w:p>
+      <w:pPr>
+        <w:spacing w:before="100" w:beforeAutospacing="1" w:after="100" w:afterAutospacing="1" w:line="240" w:lineRule="auto"/>
+        <w:rPr>
+          <w:rFonts w:ascii="Times New Roman" w:eastAsia="Times New Roman" w:hAnsi="Times New Roman" w:cs="Times New Roman"/>
+          <w:sz w:val="20"/>
+          <w:szCs w:val="20"/>
+          <w:lang w:eastAsia="en-IN"/>
+        </w:rPr>
+      </w:pPr>
+    </w:p>
+    <w:p>
+      <w:pPr>
+        <w:spacing w:before="100" w:beforeAutospacing="1" w:after="100" w:afterAutospacing="1" w:line="240" w:lineRule="auto"/>
+        <w:rPr>
+          <w:rFonts w:ascii="Times New Roman" w:eastAsia="Times New Roman" w:hAnsi="Times New Roman" w:cs="Times New Roman"/>
+          <w:sz w:val="20"/>
+          <w:szCs w:val="20"/>
+          <w:lang w:eastAsia="en-IN"/>
+        </w:rPr>
+      </w:pPr>
+      <w:r>
+        <w:rPr>
+          <w:rFonts w:ascii="Times New Roman" w:eastAsia="Times New Roman" w:hAnsi="Times New Roman" w:cs="Times New Roman"/>
+          <w:sz w:val="20"/>
+          <w:szCs w:val="20"/>
+          <w:lang w:eastAsia="en-IN"/>
+        </w:rPr>
+        <w:t xml:space="preserve">  .   ____          _            __ _ _</w:t>
+      </w:r>
+    </w:p>
+    <w:p>
+      <w:pPr>
+        <w:spacing w:before="100" w:beforeAutospacing="1" w:after="100" w:afterAutospacing="1" w:line="240" w:lineRule="auto"/>
+        <w:rPr>
+          <w:rFonts w:ascii="Times New Roman" w:eastAsia="Times New Roman" w:hAnsi="Times New Roman" w:cs="Times New Roman"/>
+          <w:sz w:val="20"/>
+          <w:szCs w:val="20"/>
+          <w:lang w:eastAsia="en-IN"/>
+        </w:rPr>
+      </w:pPr>
+      <w:r>
+        <w:rPr>
+          <w:rFonts w:ascii="Times New Roman" w:eastAsia="Times New Roman" w:hAnsi="Times New Roman" w:cs="Times New Roman"/>
+          <w:sz w:val="20"/>
+          <w:szCs w:val="20"/>
+          <w:lang w:eastAsia="en-IN"/>
+        </w:rPr>
+        <w:t xml:space="preserve"> /\\ / ___'_ __ _ _(_)_ __  __ _ \ \ \ \</w:t>
+      </w:r>
+    </w:p>
+    <w:p>
+      <w:pPr>
+        <w:spacing w:before="100" w:beforeAutospacing="1" w:after="100" w:afterAutospacing="1" w:line="240" w:lineRule="auto"/>
+        <w:rPr>
+          <w:rFonts w:ascii="Times New Roman" w:eastAsia="Times New Roman" w:hAnsi="Times New Roman" w:cs="Times New Roman"/>
+          <w:sz w:val="20"/>
+          <w:szCs w:val="20"/>
+          <w:lang w:eastAsia="en-IN"/>
+        </w:rPr>
+      </w:pPr>
+      <w:r>
+        <w:rPr>
+          <w:rFonts w:ascii="Times New Roman" w:eastAsia="Times New Roman" w:hAnsi="Times New Roman" w:cs="Times New Roman"/>
+          <w:sz w:val="20"/>
+          <w:szCs w:val="20"/>
+          <w:lang w:eastAsia="en-IN"/>
+        </w:rPr>
+        <w:t>( ( )\___ | '_ | '_| | '_ \/ _` | \ \ \ \</w:t>
+      </w:r>
+    </w:p>
+    <w:p>
+      <w:pPr>
+        <w:spacing w:before="100" w:beforeAutospacing="1" w:after="100" w:afterAutospacing="1" w:line="240" w:lineRule="auto"/>
+        <w:rPr>
+          <w:rFonts w:ascii="Times New Roman" w:eastAsia="Times New Roman" w:hAnsi="Times New Roman" w:cs="Times New Roman"/>
+          <w:sz w:val="20"/>
+          <w:szCs w:val="20"/>
+          <w:lang w:eastAsia="en-IN"/>
+        </w:rPr>
+      </w:pPr>
+      <w:r>
+        <w:rPr>
+          <w:rFonts w:ascii="Times New Roman" w:eastAsia="Times New Roman" w:hAnsi="Times New Roman" w:cs="Times New Roman"/>
+          <w:sz w:val="20"/>
+          <w:szCs w:val="20"/>
+          <w:lang w:eastAsia="en-IN"/>
+        </w:rPr>
+        <w:t xml:space="preserve"> \\/  ___)| |_)| | | | | || (_| |  ) ) ) )</w:t>
+      </w:r>
+    </w:p>
+    <w:p>
+      <w:pPr>
+        <w:spacing w:before="100" w:beforeAutospacing="1" w:after="100" w:afterAutospacing="1" w:line="240" w:lineRule="auto"/>
+        <w:rPr>
+          <w:rFonts w:ascii="Times New Roman" w:eastAsia="Times New Roman" w:hAnsi="Times New Roman" w:cs="Times New Roman"/>
+          <w:sz w:val="20"/>
+          <w:szCs w:val="20"/>
+          <w:lang w:eastAsia="en-IN"/>
+        </w:rPr>
+      </w:pPr>
+      <w:r>
+        <w:rPr>
+          <w:rFonts w:ascii="Times New Roman" w:eastAsia="Times New Roman" w:hAnsi="Times New Roman" w:cs="Times New Roman"/>
+          <w:sz w:val="20"/>
+          <w:szCs w:val="20"/>
+          <w:lang w:eastAsia="en-IN"/>
+        </w:rPr>
+        <w:t xml:space="preserve">  '  |____| .__|_| |_|_| |_\__, | / / / /</w:t>
+      </w:r>
+    </w:p>
+    <w:p>
+      <w:pPr>
+        <w:spacing w:before="100" w:beforeAutospacing="1" w:after="100" w:afterAutospacing="1" w:line="240" w:lineRule="auto"/>
+        <w:rPr>
+          <w:rFonts w:ascii="Times New Roman" w:eastAsia="Times New Roman" w:hAnsi="Times New Roman" w:cs="Times New Roman"/>
+          <w:sz w:val="20"/>
+          <w:szCs w:val="20"/>
+          <w:lang w:eastAsia="en-IN"/>
+        </w:rPr>
+      </w:pPr>
+      <w:r>
+        <w:rPr>
+          <w:rFonts w:ascii="Times New Roman" w:eastAsia="Times New Roman" w:hAnsi="Times New Roman" w:cs="Times New Roman"/>
+          <w:sz w:val="20"/>
+          <w:szCs w:val="20"/>
+          <w:lang w:eastAsia="en-IN"/>
+        </w:rPr>
+        <w:lastRenderedPageBreak/>
+        <w:t xml:space="preserve"> =========|_|==============|___/=/_/_/_/</w:t>
+      </w:r>
+    </w:p>
+    <w:p>
+      <w:pPr>
+        <w:spacing w:before="100" w:beforeAutospacing="1" w:after="100" w:afterAutospacing="1" w:line="240" w:lineRule="auto"/>
+        <w:rPr>
+          <w:rFonts w:ascii="Times New Roman" w:eastAsia="Times New Roman" w:hAnsi="Times New Roman" w:cs="Times New Roman"/>
+          <w:sz w:val="20"/>
+          <w:szCs w:val="20"/>
+          <w:lang w:eastAsia="en-IN"/>
+        </w:rPr>
+      </w:pPr>
+    </w:p>
+    <w:p>
+      <w:pPr>
+        <w:spacing w:before="100" w:beforeAutospacing="1" w:after="100" w:afterAutospacing="1" w:line="240" w:lineRule="auto"/>
+        <w:rPr>
+          <w:rFonts w:ascii="Times New Roman" w:eastAsia="Times New Roman" w:hAnsi="Times New Roman" w:cs="Times New Roman"/>
+          <w:sz w:val="20"/>
+          <w:szCs w:val="20"/>
+          <w:lang w:eastAsia="en-IN"/>
+        </w:rPr>
+      </w:pPr>
+      <w:r>
+        <w:rPr>
+          <w:rFonts w:ascii="Times New Roman" w:eastAsia="Times New Roman" w:hAnsi="Times New Roman" w:cs="Times New Roman"/>
+          <w:sz w:val="20"/>
+          <w:szCs w:val="20"/>
+          <w:lang w:eastAsia="en-IN"/>
+        </w:rPr>
+        <w:t xml:space="preserve"> :: Spring Boot ::               (v3.5.16)</w:t>
+      </w:r>
+    </w:p>
+    <w:p>
+      <w:pPr>
+        <w:spacing w:before="100" w:beforeAutospacing="1" w:after="100" w:afterAutospacing="1" w:line="240" w:lineRule="auto"/>
+        <w:rPr>
+          <w:rFonts w:ascii="Times New Roman" w:eastAsia="Times New Roman" w:hAnsi="Times New Roman" w:cs="Times New Roman"/>
+          <w:sz w:val="20"/>
+          <w:szCs w:val="20"/>
+          <w:lang w:eastAsia="en-IN"/>
+        </w:rPr>
+      </w:pPr>
+    </w:p>
+    <w:p>
+      <w:pPr>
+        <w:spacing w:before="100" w:beforeAutospacing="1" w:after="100" w:afterAutospacing="1" w:line="240" w:lineRule="auto"/>
+        <w:rPr>
+          <w:rFonts w:ascii="Times New Roman" w:eastAsia="Times New Roman" w:hAnsi="Times New Roman" w:cs="Times New Roman"/>
+          <w:sz w:val="20"/>
+          <w:szCs w:val="20"/>
+          <w:lang w:eastAsia="en-IN"/>
+        </w:rPr>
+      </w:pPr>
+      <w:r>
+        <w:rPr>
+          <w:rFonts w:ascii="Times New Roman" w:eastAsia="Times New Roman" w:hAnsi="Times New Roman" w:cs="Times New Roman"/>
+          <w:sz w:val="20"/>
+          <w:szCs w:val="20"/>
+          <w:lang w:eastAsia="en-IN"/>
+        </w:rPr>
+        <w:t>2026-07-01T22:50:02.662+05:30  INFO 4864 --- [           main] c.c.ormlearn.OrmLearnApplication         : Starting OrmLearnApplication using Java 24.0.2 with PID 4864 (C:\Users\HP\Downloads\orm-learn\orm-learn\target\classes started by HP in C:\Users\HP\Downloads\orm-learn)</w:t>
+      </w:r>
+    </w:p>
+    <w:p>
+      <w:pPr>
+        <w:spacing w:before="100" w:beforeAutospacing="1" w:after="100" w:afterAutospacing="1" w:line="240" w:lineRule="auto"/>
+        <w:rPr>
+          <w:rFonts w:ascii="Times New Roman" w:eastAsia="Times New Roman" w:hAnsi="Times New Roman" w:cs="Times New Roman"/>
+          <w:sz w:val="20"/>
+          <w:szCs w:val="20"/>
+          <w:lang w:eastAsia="en-IN"/>
+        </w:rPr>
+      </w:pPr>
+      <w:r>
+        <w:rPr>
+          <w:rFonts w:ascii="Times New Roman" w:eastAsia="Times New Roman" w:hAnsi="Times New Roman" w:cs="Times New Roman"/>
+          <w:sz w:val="20"/>
+          <w:szCs w:val="20"/>
+          <w:lang w:eastAsia="en-IN"/>
+        </w:rPr>
+        <w:t>2026-07-01T22:50:02.664+05:30 DEBUG 4864 --- [           main] c.c.ormlearn.OrmLearnApplication         : Running with Spring Boot v3.5.16, Spring v6.2.19</w:t>
+      </w:r>
+    </w:p>
+    <w:p>
+      <w:pPr>
+        <w:spacing w:before="100" w:beforeAutospacing="1" w:after="100" w:afterAutospacing="1" w:line="240" w:lineRule="auto"/>
+        <w:rPr>
+          <w:rFonts w:ascii="Times New Roman" w:eastAsia="Times New Roman" w:hAnsi="Times New Roman" w:cs="Times New Roman"/>
+          <w:sz w:val="20"/>
+          <w:szCs w:val="20"/>
+          <w:lang w:eastAsia="en-IN"/>
+        </w:rPr>
+      </w:pPr>
+      <w:r>
+        <w:rPr>
+          <w:rFonts w:ascii="Times New Roman" w:eastAsia="Times New Roman" w:hAnsi="Times New Roman" w:cs="Times New Roman"/>
+          <w:sz w:val="20"/>
+          <w:szCs w:val="20"/>
+          <w:lang w:eastAsia="en-IN"/>
+        </w:rPr>
+        <w:t>2026-07-01T22:50:02.665+05:30  INFO 4864 --- [           main] c.c.ormlearn.OrmLearnApplication         : No active profile set, falling back to 1 default profile: "default"</w:t>
+      </w:r>
+    </w:p>
+    <w:p>
+      <w:pPr>
+        <w:spacing w:before="100" w:beforeAutospacing="1" w:after="100" w:afterAutospacing="1" w:line="240" w:lineRule="auto"/>
+        <w:rPr>
+          <w:rFonts w:ascii="Times New Roman" w:eastAsia="Times New Roman" w:hAnsi="Times New Roman" w:cs="Times New Roman"/>
+          <w:sz w:val="20"/>
+          <w:szCs w:val="20"/>
+          <w:lang w:eastAsia="en-IN"/>
+        </w:rPr>
+      </w:pPr>
+      <w:r>
+        <w:rPr>
+          <w:rFonts w:ascii="Times New Roman" w:eastAsia="Times New Roman" w:hAnsi="Times New Roman" w:cs="Times New Roman"/>
+          <w:sz w:val="20"/>
+          <w:szCs w:val="20"/>
+          <w:lang w:eastAsia="en-IN"/>
+        </w:rPr>
+        <w:t>2026-07-01T22:50:03.288+05:30  INFO 4864 --- [           main] .s.d.r.c.RepositoryConfigurationDelegate : Bootstrapping Spring Data JPA repositories in DEFAULT mode.</w:t>
+      </w:r>
+    </w:p>
+    <w:p>
+      <w:pPr>
+        <w:spacing w:before="100" w:beforeAutospacing="1" w:after="100" w:afterAutospacing="1" w:line="240" w:lineRule="auto"/>
+        <w:rPr>
+          <w:rFonts w:ascii="Times New Roman" w:eastAsia="Times New Roman" w:hAnsi="Times New Roman" w:cs="Times New Roman"/>
+          <w:sz w:val="20"/>
+          <w:szCs w:val="20"/>
+          <w:lang w:eastAsia="en-IN"/>
+        </w:rPr>
+      </w:pPr>
+      <w:r>
+        <w:rPr>
+          <w:rFonts w:ascii="Times New Roman" w:eastAsia="Times New Roman" w:hAnsi="Times New Roman" w:cs="Times New Roman"/>
+          <w:sz w:val="20"/>
+          <w:szCs w:val="20"/>
+          <w:lang w:eastAsia="en-IN"/>
+        </w:rPr>
+        <w:t>2026-07-01T22:50:03.355+05:30  INFO 4864 --- [           main] .s.d.r.c.RepositoryConfigurationDelegate : Finished Spring Data repository scanning in 57 ms. Found 1 JPA repository interface.</w:t>
+      </w:r>
+    </w:p>
+    <w:p>
+      <w:pPr>
+        <w:spacing w:before="100" w:beforeAutospacing="1" w:after="100" w:afterAutospacing="1" w:line="240" w:lineRule="auto"/>
+        <w:rPr>
+          <w:rFonts w:ascii="Times New Roman" w:eastAsia="Times New Roman" w:hAnsi="Times New Roman" w:cs="Times New Roman"/>
+          <w:sz w:val="20"/>
+          <w:szCs w:val="20"/>
+          <w:lang w:eastAsia="en-IN"/>
+        </w:rPr>
+      </w:pPr>
+      <w:r>
+        <w:rPr>
+          <w:rFonts w:ascii="Times New Roman" w:eastAsia="Times New Roman" w:hAnsi="Times New Roman" w:cs="Times New Roman"/>
+          <w:sz w:val="20"/>
+          <w:szCs w:val="20"/>
+          <w:lang w:eastAsia="en-IN"/>
+        </w:rPr>
+        <w:t>2026-07-01T22:50:03.800+05:30  INFO 4864 --- [           main] o.hibernate.jpa.internal.util.LogHelper  : HHH000204: Processing PersistenceUnitInfo [name: default]</w:t>
+      </w:r>
+    </w:p>
+    <w:p>
+      <w:pPr>
+        <w:spacing w:before="100" w:beforeAutospacing="1" w:after="100" w:afterAutospacing="1" w:line="240" w:lineRule="auto"/>
+        <w:rPr>
+          <w:rFonts w:ascii="Times New Roman" w:eastAsia="Times New Roman" w:hAnsi="Times New Roman" w:cs="Times New Roman"/>
+          <w:sz w:val="20"/>
+          <w:szCs w:val="20"/>
+          <w:lang w:eastAsia="en-IN"/>
+        </w:rPr>
+      </w:pPr>
+      <w:r>
+        <w:rPr>
+          <w:rFonts w:ascii="Times New Roman" w:eastAsia="Times New Roman" w:hAnsi="Times New Roman" w:cs="Times New Roman"/>
+          <w:sz w:val="20"/>
+          <w:szCs w:val="20"/>
+          <w:lang w:eastAsia="en-IN"/>
+        </w:rPr>
+        <w:t>2026-07-01T22:50:03.862+05:30  INFO 4864 --- [           main] org.hibernate.Version                    : HHH000412: Hibernate ORM core version 6.6.53.Final</w:t>
+      </w:r>
+    </w:p>
+    <w:p>
+      <w:pPr>
+        <w:spacing w:before="100" w:beforeAutospacing="1" w:after="100" w:afterAutospacing="1" w:line="240" w:lineRule="auto"/>
+        <w:rPr>
+          <w:rFonts w:ascii="Times New Roman" w:eastAsia="Times New Roman" w:hAnsi="Times New Roman" w:cs="Times New Roman"/>
+          <w:sz w:val="20"/>
+          <w:szCs w:val="20"/>
+          <w:lang w:eastAsia="en-IN"/>
+        </w:rPr>
+      </w:pPr>
+      <w:r>
+        <w:rPr>
+          <w:rFonts w:ascii="Times New Roman" w:eastAsia="Times New Roman" w:hAnsi="Times New Roman" w:cs="Times New Roman"/>
+          <w:sz w:val="20"/>
+          <w:szCs w:val="20"/>
+          <w:lang w:eastAsia="en-IN"/>
+        </w:rPr>
+        <w:t>2026-07-01T22:50:03.922+05:30  INFO 4864 --- [           main] o.h.c.internal.RegionFactoryInitiator    : HHH000026: Second-level cache disabled</w:t>
+      </w:r>
+    </w:p>
+    <w:p>
+      <w:pPr>
+        <w:spacing w:before="100" w:beforeAutospacing="1" w:after="100" w:afterAutospacing="1" w:line="240" w:lineRule="auto"/>
+        <w:rPr>
+          <w:rFonts w:ascii="Times New Roman" w:eastAsia="Times New Roman" w:hAnsi="Times New Roman" w:cs="Times New Roman"/>
+          <w:sz w:val="20"/>
+          <w:szCs w:val="20"/>
+          <w:lang w:eastAsia="en-IN"/>
+        </w:rPr>
+      </w:pPr>
+      <w:r>
+        <w:rPr>
+          <w:rFonts w:ascii="Times New Roman" w:eastAsia="Times New Roman" w:hAnsi="Times New Roman" w:cs="Times New Roman"/>
+          <w:sz w:val="20"/>
+          <w:szCs w:val="20"/>
+          <w:lang w:eastAsia="en-IN"/>
+        </w:rPr>
+        <w:t>2026-07-01T22:50:04.283+05:30  INFO 4864 --- [           main] o.s.o.j.p.SpringPersistenceUnitInfo      : No LoadTimeWeaver setup: ignoring JPA class transformer</w:t>
+      </w:r>
+    </w:p>
+    <w:p>
+      <w:pPr>
+        <w:spacing w:before="100" w:beforeAutospacing="1" w:after="100" w:afterAutospacing="1" w:line="240" w:lineRule="auto"/>
+        <w:rPr>
+          <w:rFonts w:ascii="Times New Roman" w:eastAsia="Times New Roman" w:hAnsi="Times New Roman" w:cs="Times New Roman"/>
+          <w:sz w:val="20"/>
+          <w:szCs w:val="20"/>
+          <w:lang w:eastAsia="en-IN"/>
+        </w:rPr>
+      </w:pPr>
+      <w:r>
+        <w:rPr>
+          <w:rFonts w:ascii="Times New Roman" w:eastAsia="Times New Roman" w:hAnsi="Times New Roman" w:cs="Times New Roman"/>
+          <w:sz w:val="20"/>
+          <w:szCs w:val="20"/>
+          <w:lang w:eastAsia="en-IN"/>
+        </w:rPr>
+        <w:t>2026-07-01T22:50:04.338+05:30  INFO 4864 --- [           main] com.zaxxer.hikari.HikariDataSource       : HikariPool-1 - Starting...</w:t>
+      </w:r>
+    </w:p>
+    <w:p>
+      <w:pPr>
+        <w:spacing w:before="100" w:beforeAutospacing="1" w:after="100" w:afterAutospacing="1" w:line="240" w:lineRule="auto"/>
+        <w:rPr>
+          <w:rFonts w:ascii="Times New Roman" w:eastAsia="Times New Roman" w:hAnsi="Times New Roman" w:cs="Times New Roman"/>
+          <w:sz w:val="20"/>
+          <w:szCs w:val="20"/>
+          <w:lang w:eastAsia="en-IN"/>
+        </w:rPr>
+      </w:pPr>
+      <w:r>
+        <w:rPr>
+          <w:rFonts w:ascii="Times New Roman" w:eastAsia="Times New Roman" w:hAnsi="Times New Roman" w:cs="Times New Roman"/>
+          <w:sz w:val="20"/>
+          <w:szCs w:val="20"/>
+          <w:lang w:eastAsia="en-IN"/>
+        </w:rPr>
+        <w:t>2026-07-01T22:50:05.026+05:30  INFO 4864 --- [           main] com.zaxxer.hikari.pool.HikariPool        : HikariPool-1 - Added connection com.mysql.cj.jdbc.ConnectionImpl@27976390</w:t>
+      </w:r>
+    </w:p>
+    <w:p>
+      <w:pPr>
+        <w:spacing w:before="100" w:beforeAutospacing="1" w:after="100" w:afterAutospacing="1" w:line="240" w:lineRule="auto"/>
+        <w:rPr>
+          <w:rFonts w:ascii="Times New Roman" w:eastAsia="Times New Roman" w:hAnsi="Times New Roman" w:cs="Times New Roman"/>
+          <w:sz w:val="20"/>
+          <w:szCs w:val="20"/>
+          <w:lang w:eastAsia="en-IN"/>
+        </w:rPr>
+      </w:pPr>
+      <w:r>
+        <w:rPr>
+          <w:rFonts w:ascii="Times New Roman" w:eastAsia="Times New Roman" w:hAnsi="Times New Roman" w:cs="Times New Roman"/>
+          <w:sz w:val="20"/>
+          <w:szCs w:val="20"/>
+          <w:lang w:eastAsia="en-IN"/>
+        </w:rPr>
+        <w:t>2026-07-01T22:50:05.028+05:30  INFO 4864 --- [           main] com.zaxxer.hikari.HikariDataSource       : HikariPool-1 - Start completed.</w:t>
+      </w:r>
+    </w:p>
+    <w:p>
+      <w:pPr>
+        <w:spacing w:before="100" w:beforeAutospacing="1" w:after="100" w:afterAutospacing="1" w:line="240" w:lineRule="auto"/>
+        <w:rPr>
+          <w:rFonts w:ascii="Times New Roman" w:eastAsia="Times New Roman" w:hAnsi="Times New Roman" w:cs="Times New Roman"/>
+          <w:sz w:val="20"/>
+          <w:szCs w:val="20"/>
+          <w:lang w:eastAsia="en-IN"/>
+        </w:rPr>
+      </w:pPr>
+      <w:r>
+        <w:rPr>
+          <w:rFonts w:ascii="Times New Roman" w:eastAsia="Times New Roman" w:hAnsi="Times New Roman" w:cs="Times New Roman"/>
+          <w:sz w:val="20"/>
+          <w:szCs w:val="20"/>
+          <w:lang w:eastAsia="en-IN"/>
+        </w:rPr>
+        <w:t>2026-07-01T22:50:05.118+05:30  WARN 4864 --- [           main] org.hibernate.orm.deprecation            : HHH90000025: MySQLDialect does not need to be specified explicitly using 'hibernate.dialect' (remove the property setting and it will be selected by default)</w:t>
+      </w:r>
+    </w:p>
+    <w:p>
+      <w:pPr>
+        <w:spacing w:before="100" w:beforeAutospacing="1" w:after="100" w:afterAutospacing="1" w:line="240" w:lineRule="auto"/>
+        <w:rPr>
+          <w:rFonts w:ascii="Times New Roman" w:eastAsia="Times New Roman" w:hAnsi="Times New Roman" w:cs="Times New Roman"/>
+          <w:sz w:val="20"/>
+          <w:szCs w:val="20"/>
+          <w:lang w:eastAsia="en-IN"/>
+        </w:rPr>
+      </w:pPr>
+      <w:r>
+        <w:rPr>
+          <w:rFonts w:ascii="Times New Roman" w:eastAsia="Times New Roman" w:hAnsi="Times New Roman" w:cs="Times New Roman"/>
+          <w:sz w:val="20"/>
+          <w:szCs w:val="20"/>
+          <w:lang w:eastAsia="en-IN"/>
+        </w:rPr>
+        <w:t>2026-07-01T22:50:05.151+05:30  INFO 4864 --- [           main] org.hibernate.orm.connections.pooling    : HHH10001005: Database info:</w:t>
+      </w:r>
+    </w:p>
+    <w:p>
+      <w:pPr>
+        <w:spacing w:before="100" w:beforeAutospacing="1" w:after="100" w:afterAutospacing="1" w:line="240" w:lineRule="auto"/>
+        <w:rPr>
+          <w:rFonts w:ascii="Times New Roman" w:eastAsia="Times New Roman" w:hAnsi="Times New Roman" w:cs="Times New Roman"/>
+          <w:sz w:val="20"/>
+          <w:szCs w:val="20"/>
+          <w:lang w:eastAsia="en-IN"/>
+        </w:rPr>
+      </w:pPr>
+      <w:r>
+        <w:rPr>
+          <w:rFonts w:ascii="Times New Roman" w:eastAsia="Times New Roman" w:hAnsi="Times New Roman" w:cs="Times New Roman"/>
+          <w:sz w:val="20"/>
+          <w:szCs w:val="20"/>
+          <w:lang w:eastAsia="en-IN"/>
+        </w:rPr>
+        <w:tab/>
+        <w:t>Database JDBC URL [Connecting through datasource 'HikariDataSource (HikariPool-1)']</w:t>
+      </w:r>
+    </w:p>
+    <w:p>
+      <w:pPr>
+        <w:spacing w:before="100" w:beforeAutospacing="1" w:after="100" w:afterAutospacing="1" w:line="240" w:lineRule="auto"/>
+        <w:rPr>
+          <w:rFonts w:ascii="Times New Roman" w:eastAsia="Times New Roman" w:hAnsi="Times New Roman" w:cs="Times New Roman"/>
+          <w:sz w:val="20"/>
+          <w:szCs w:val="20"/>
+          <w:lang w:eastAsia="en-IN"/>
+        </w:rPr>
+      </w:pPr>
+      <w:r>
+        <w:rPr>
+          <w:rFonts w:ascii="Times New Roman" w:eastAsia="Times New Roman" w:hAnsi="Times New Roman" w:cs="Times New Roman"/>
+          <w:sz w:val="20"/>
+          <w:szCs w:val="20"/>
+          <w:lang w:eastAsia="en-IN"/>
+        </w:rPr>
+        <w:tab/>
+        <w:t>Database driver: undefined/unknown</w:t>
+      </w:r>
+    </w:p>
+    <w:p>
+      <w:pPr>
+        <w:spacing w:before="100" w:beforeAutospacing="1" w:after="100" w:afterAutospacing="1" w:line="240" w:lineRule="auto"/>
+        <w:rPr>
+          <w:rFonts w:ascii="Times New Roman" w:eastAsia="Times New Roman" w:hAnsi="Times New Roman" w:cs="Times New Roman"/>
+          <w:sz w:val="20"/>
+          <w:szCs w:val="20"/>
+          <w:lang w:eastAsia="en-IN"/>
+        </w:rPr>
+      </w:pPr>
+      <w:r>
+        <w:rPr>
+          <w:rFonts w:ascii="Times New Roman" w:eastAsia="Times New Roman" w:hAnsi="Times New Roman" w:cs="Times New Roman"/>
+          <w:sz w:val="20"/>
+          <w:szCs w:val="20"/>
+          <w:lang w:eastAsia="en-IN"/>
+        </w:rPr>
+        <w:lastRenderedPageBreak/>
+        <w:tab/>
+        <w:t>Database version: 8.0.43</w:t>
+      </w:r>
+    </w:p>
+    <w:p>
+      <w:pPr>
+        <w:spacing w:before="100" w:beforeAutospacing="1" w:after="100" w:afterAutospacing="1" w:line="240" w:lineRule="auto"/>
+        <w:rPr>
+          <w:rFonts w:ascii="Times New Roman" w:eastAsia="Times New Roman" w:hAnsi="Times New Roman" w:cs="Times New Roman"/>
+          <w:sz w:val="20"/>
+          <w:szCs w:val="20"/>
+          <w:lang w:eastAsia="en-IN"/>
+        </w:rPr>
+      </w:pPr>
+      <w:r>
+        <w:rPr>
+          <w:rFonts w:ascii="Times New Roman" w:eastAsia="Times New Roman" w:hAnsi="Times New Roman" w:cs="Times New Roman"/>
+          <w:sz w:val="20"/>
+          <w:szCs w:val="20"/>
+          <w:lang w:eastAsia="en-IN"/>
+        </w:rPr>
+        <w:tab/>
+        <w:t>Autocommit mode: undefined/unknown</w:t>
+      </w:r>
+    </w:p>
+    <w:p>
+      <w:pPr>
+        <w:spacing w:before="100" w:beforeAutospacing="1" w:after="100" w:afterAutospacing="1" w:line="240" w:lineRule="auto"/>
+        <w:rPr>
+          <w:rFonts w:ascii="Times New Roman" w:eastAsia="Times New Roman" w:hAnsi="Times New Roman" w:cs="Times New Roman"/>
+          <w:sz w:val="20"/>
+          <w:szCs w:val="20"/>
+          <w:lang w:eastAsia="en-IN"/>
+        </w:rPr>
+      </w:pPr>
+      <w:r>
+        <w:rPr>
+          <w:rFonts w:ascii="Times New Roman" w:eastAsia="Times New Roman" w:hAnsi="Times New Roman" w:cs="Times New Roman"/>
+          <w:sz w:val="20"/>
+          <w:szCs w:val="20"/>
+          <w:lang w:eastAsia="en-IN"/>
+        </w:rPr>
+        <w:tab/>
+        <w:t>Isolation level: undefined/unknown</w:t>
+      </w:r>
+    </w:p>
+    <w:p>
+      <w:pPr>
+        <w:spacing w:before="100" w:beforeAutospacing="1" w:after="100" w:afterAutospacing="1" w:line="240" w:lineRule="auto"/>
+        <w:rPr>
+          <w:rFonts w:ascii="Times New Roman" w:eastAsia="Times New Roman" w:hAnsi="Times New Roman" w:cs="Times New Roman"/>
+          <w:sz w:val="20"/>
+          <w:szCs w:val="20"/>
+          <w:lang w:eastAsia="en-IN"/>
+        </w:rPr>
+      </w:pPr>
+      <w:r>
+        <w:rPr>
+          <w:rFonts w:ascii="Times New Roman" w:eastAsia="Times New Roman" w:hAnsi="Times New Roman" w:cs="Times New Roman"/>
+          <w:sz w:val="20"/>
+          <w:szCs w:val="20"/>
+          <w:lang w:eastAsia="en-IN"/>
+        </w:rPr>
+        <w:tab/>
+        <w:t>Minimum pool size: undefined/unknown</w:t>
+      </w:r>
+    </w:p>
+    <w:p>
+      <w:pPr>
+        <w:spacing w:before="100" w:beforeAutospacing="1" w:after="100" w:afterAutospacing="1" w:line="240" w:lineRule="auto"/>
+        <w:rPr>
+          <w:rFonts w:ascii="Times New Roman" w:eastAsia="Times New Roman" w:hAnsi="Times New Roman" w:cs="Times New Roman"/>
+          <w:sz w:val="20"/>
+          <w:szCs w:val="20"/>
+          <w:lang w:eastAsia="en-IN"/>
+        </w:rPr>
+      </w:pPr>
+      <w:r>
+        <w:rPr>
+          <w:rFonts w:ascii="Times New Roman" w:eastAsia="Times New Roman" w:hAnsi="Times New Roman" w:cs="Times New Roman"/>
+          <w:sz w:val="20"/>
+          <w:szCs w:val="20"/>
+          <w:lang w:eastAsia="en-IN"/>
+        </w:rPr>
+        <w:tab/>
+        <w:t>Maximum pool size: undefined/unknown</w:t>
+      </w:r>
+    </w:p>
+    <w:p>
+      <w:pPr>
+        <w:spacing w:before="100" w:beforeAutospacing="1" w:after="100" w:afterAutospacing="1" w:line="240" w:lineRule="auto"/>
+        <w:rPr>
+          <w:rFonts w:ascii="Times New Roman" w:eastAsia="Times New Roman" w:hAnsi="Times New Roman" w:cs="Times New Roman"/>
+          <w:sz w:val="20"/>
+          <w:szCs w:val="20"/>
+          <w:lang w:eastAsia="en-IN"/>
+        </w:rPr>
+      </w:pPr>
+      <w:r>
+        <w:rPr>
+          <w:rFonts w:ascii="Times New Roman" w:eastAsia="Times New Roman" w:hAnsi="Times New Roman" w:cs="Times New Roman"/>
+          <w:sz w:val="20"/>
+          <w:szCs w:val="20"/>
+          <w:lang w:eastAsia="en-IN"/>
+        </w:rPr>
+        <w:t>2026-07-01T22:50:06.138+05:30  INFO 4864 --- [           main] o.h.e.t.j.p.i.JtaPlatformInitiator       : HHH000489: No JTA platform available (set 'hibernate.transaction.jta.platform' to enable JTA platform integration)</w:t>
+      </w:r>
+    </w:p>
+    <w:p>
+      <w:pPr>
+        <w:spacing w:before="100" w:beforeAutospacing="1" w:after="100" w:afterAutospacing="1" w:line="240" w:lineRule="auto"/>
+        <w:rPr>
+          <w:rFonts w:ascii="Times New Roman" w:eastAsia="Times New Roman" w:hAnsi="Times New Roman" w:cs="Times New Roman"/>
+          <w:sz w:val="20"/>
+          <w:szCs w:val="20"/>
+          <w:lang w:eastAsia="en-IN"/>
+        </w:rPr>
+      </w:pPr>
+      <w:r>
+        <w:rPr>
+          <w:rFonts w:ascii="Times New Roman" w:eastAsia="Times New Roman" w:hAnsi="Times New Roman" w:cs="Times New Roman"/>
+          <w:sz w:val="20"/>
+          <w:szCs w:val="20"/>
+          <w:lang w:eastAsia="en-IN"/>
+        </w:rPr>
+        <w:t>2026-07-01T22:50:06.236+05:30  INFO 4864 --- [           main] j.LocalContainerEntityManagerFactoryBean : Initialized JPA EntityManagerFactory for persistence unit 'default'</w:t>
+      </w:r>
+    </w:p>
+    <w:p>
+      <w:pPr>
+        <w:spacing w:before="100" w:beforeAutospacing="1" w:after="100" w:afterAutospacing="1" w:line="240" w:lineRule="auto"/>
+        <w:rPr>
+          <w:rFonts w:ascii="Times New Roman" w:eastAsia="Times New Roman" w:hAnsi="Times New Roman" w:cs="Times New Roman"/>
+          <w:sz w:val="20"/>
+          <w:szCs w:val="20"/>
+          <w:lang w:eastAsia="en-IN"/>
+        </w:rPr>
+      </w:pPr>
+      <w:r>
+        <w:rPr>
+          <w:rFonts w:ascii="Times New Roman" w:eastAsia="Times New Roman" w:hAnsi="Times New Roman" w:cs="Times New Roman"/>
+          <w:sz w:val="20"/>
+          <w:szCs w:val="20"/>
+          <w:lang w:eastAsia="en-IN"/>
+        </w:rPr>
+        <w:t>2026-07-01T22:50:06.728+05:30  INFO 4864 --- [           main] c.c.ormlearn.OrmLearnApplication         : Started OrmLearnApplication in 4.63 seconds (process running for 5.185)</w:t>
+      </w:r>
+    </w:p>
+    <w:p>
+      <w:pPr>
+        <w:spacing w:before="100" w:beforeAutospacing="1" w:after="100" w:afterAutospacing="1" w:line="240" w:lineRule="auto"/>
+        <w:rPr>
+          <w:rFonts w:ascii="Times New Roman" w:eastAsia="Times New Roman" w:hAnsi="Times New Roman" w:cs="Times New Roman"/>
+          <w:sz w:val="20"/>
+          <w:szCs w:val="20"/>
+          <w:lang w:eastAsia="en-IN"/>
+        </w:rPr>
+      </w:pPr>
+      <w:r>
+        <w:rPr>
+          <w:rFonts w:ascii="Times New Roman" w:eastAsia="Times New Roman" w:hAnsi="Times New Roman" w:cs="Times New Roman"/>
+          <w:sz w:val="20"/>
+          <w:szCs w:val="20"/>
+          <w:lang w:eastAsia="en-IN"/>
+        </w:rPr>
+        <w:t>2026-07-01T22:50:06.732+05:30  INFO 4864 --- [           main] c.c.ormlearn.OrmLearnApplication         : Start</w:t>
+      </w:r>
+    </w:p>
+    <w:p>
+      <w:pPr>
+        <w:spacing w:before="100" w:beforeAutospacing="1" w:after="100" w:afterAutospacing="1" w:line="240" w:lineRule="auto"/>
+        <w:rPr>
+          <w:rFonts w:ascii="Times New Roman" w:eastAsia="Times New Roman" w:hAnsi="Times New Roman" w:cs="Times New Roman"/>
+          <w:sz w:val="20"/>
+          <w:szCs w:val="20"/>
+          <w:lang w:eastAsia="en-IN"/>
+        </w:rPr>
+      </w:pPr>
+      <w:r>
+        <w:rPr>
+          <w:rFonts w:ascii="Times New Roman" w:eastAsia="Times New Roman" w:hAnsi="Times New Roman" w:cs="Times New Roman"/>
+          <w:sz w:val="20"/>
+          <w:szCs w:val="20"/>
+          <w:lang w:eastAsia="en-IN"/>
+        </w:rPr>
+        <w:t>2026-07-01T22:50:06.918+05:30 DEBUG 4864 --- [           main] org.hibernate.SQL                        : select c1_0.code,c1_0.name from country c1_0</w:t>
+      </w:r>
+    </w:p>
+    <w:p>
+      <w:pPr>
+        <w:spacing w:before="100" w:beforeAutospacing="1" w:after="100" w:afterAutospacing="1" w:line="240" w:lineRule="auto"/>
+        <w:rPr>
+          <w:rFonts w:ascii="Times New Roman" w:eastAsia="Times New Roman" w:hAnsi="Times New Roman" w:cs="Times New Roman"/>
+          <w:sz w:val="20"/>
+          <w:szCs w:val="20"/>
+          <w:lang w:eastAsia="en-IN"/>
+        </w:rPr>
+      </w:pPr>
+      <w:r>
+        <w:rPr>
+          <w:rFonts w:ascii="Times New Roman" w:eastAsia="Times New Roman" w:hAnsi="Times New Roman" w:cs="Times New Roman"/>
+          <w:sz w:val="20"/>
+          <w:szCs w:val="20"/>
+          <w:lang w:eastAsia="en-IN"/>
+        </w:rPr>
+        <w:t>2026-07-01T22:50:06.969+05:30  INFO 4864 --- [           main] c.c.ormlearn.OrmLearnApplication         : Countries = [Country{code='IN', name='India'}, Country{code='US', name='United States of America'}]</w:t>
+      </w:r>
+    </w:p>
+    <w:p>
+      <w:pPr>
+        <w:spacing w:before="100" w:beforeAutospacing="1" w:after="100" w:afterAutospacing="1" w:line="240" w:lineRule="auto"/>
+        <w:rPr>
+          <w:rFonts w:ascii="Times New Roman" w:eastAsia="Times New Roman" w:hAnsi="Times New Roman" w:cs="Times New Roman"/>
+          <w:sz w:val="20"/>
+          <w:szCs w:val="20"/>
+          <w:lang w:eastAsia="en-IN"/>
+        </w:rPr>
+      </w:pPr>
+      <w:r>
+        <w:rPr>
+          <w:rFonts w:ascii="Times New Roman" w:eastAsia="Times New Roman" w:hAnsi="Times New Roman" w:cs="Times New Roman"/>
+          <w:sz w:val="20"/>
+          <w:szCs w:val="20"/>
+          <w:lang w:eastAsia="en-IN"/>
+        </w:rPr>
+        <w:t>2026-07-01T22:50:06.969+05:30  INFO 4864 --- [           main] c.c.ormlearn.OrmLearnApplication         : End</w:t>
+      </w:r>
+    </w:p>
+    <w:p>
+      <w:pPr>
+        <w:spacing w:before="100" w:beforeAutospacing="1" w:after="100" w:afterAutospacing="1" w:line="240" w:lineRule="auto"/>
+        <w:rPr>
+          <w:rFonts w:ascii="Times New Roman" w:eastAsia="Times New Roman" w:hAnsi="Times New Roman" w:cs="Times New Roman"/>
+          <w:sz w:val="20"/>
+          <w:szCs w:val="20"/>
+          <w:lang w:eastAsia="en-IN"/>
+        </w:rPr>
+      </w:pPr>
+      <w:r>
+        <w:rPr>
+          <w:rFonts w:ascii="Times New Roman" w:eastAsia="Times New Roman" w:hAnsi="Times New Roman" w:cs="Times New Roman"/>
+          <w:sz w:val="20"/>
+          <w:szCs w:val="20"/>
+          <w:lang w:eastAsia="en-IN"/>
+        </w:rPr>
+        <w:t>2026-07-01T22:50:06.969+05:30  INFO 4864 --- [           main] c.c.ormlearn.OrmLearnApplication         : Inside main</w:t>
+      </w:r>
+    </w:p>
+    <w:p>
+      <w:pPr>
+        <w:spacing w:before="100" w:beforeAutospacing="1" w:after="100" w:afterAutospacing="1" w:line="240" w:lineRule="auto"/>
+        <w:rPr>
+          <w:rFonts w:ascii="Times New Roman" w:eastAsia="Times New Roman" w:hAnsi="Times New Roman" w:cs="Times New Roman"/>
+          <w:sz w:val="20"/>
+          <w:szCs w:val="20"/>
+          <w:lang w:eastAsia="en-IN"/>
+        </w:rPr>
+      </w:pPr>
+      <w:r>
+        <w:rPr>
+          <w:rFonts w:ascii="Times New Roman" w:eastAsia="Times New Roman" w:hAnsi="Times New Roman" w:cs="Times New Roman"/>
+          <w:sz w:val="20"/>
+          <w:szCs w:val="20"/>
+          <w:lang w:eastAsia="en-IN"/>
+        </w:rPr>
+        <w:t>2026-07-01T22:50:06.971+05:30  INFO 4864 --- [ionShutdownHook] j.LocalContainerEntityManagerFactoryBean : Closing JPA EntityManagerFactory for persistence unit 'default'</w:t>
+      </w:r>
+    </w:p>
+    <w:p>
+      <w:pPr>
+        <w:spacing w:before="100" w:beforeAutospacing="1" w:after="100" w:afterAutospacing="1" w:line="240" w:lineRule="auto"/>
+        <w:rPr>
+          <w:rFonts w:ascii="Times New Roman" w:eastAsia="Times New Roman" w:hAnsi="Times New Roman" w:cs="Times New Roman"/>
+          <w:sz w:val="20"/>
+          <w:szCs w:val="20"/>
+          <w:lang w:eastAsia="en-IN"/>
+        </w:rPr>
+      </w:pPr>
+      <w:r>
+        <w:rPr>
+          <w:rFonts w:ascii="Times New Roman" w:eastAsia="Times New Roman" w:hAnsi="Times New Roman" w:cs="Times New Roman"/>
+          <w:sz w:val="20"/>
+          <w:szCs w:val="20"/>
+          <w:lang w:eastAsia="en-IN"/>
+        </w:rPr>
+        <w:t>2026-07-01T22:50:06.974+05:30  INFO 4864 --- [ionShutdownHook] com.zaxxer.hikari.HikariDataSource       : HikariPool-1 - Shutdown initiated...</w:t>
+      </w:r>
+    </w:p>
+    <w:p>
+      <w:pPr>
+        <w:spacing w:before="100" w:beforeAutospacing="1" w:after="100" w:afterAutospacing="1" w:line="240" w:lineRule="auto"/>
+        <w:rPr>
+          <w:rFonts w:ascii="Times New Roman" w:eastAsia="Times New Roman" w:hAnsi="Times New Roman" w:cs="Times New Roman"/>
+          <w:sz w:val="20"/>
+          <w:szCs w:val="20"/>
+          <w:lang w:eastAsia="en-IN"/>
+        </w:rPr>
+      </w:pPr>
+      <w:r>
+        <w:rPr>
+          <w:rFonts w:ascii="Times New Roman" w:eastAsia="Times New Roman" w:hAnsi="Times New Roman" w:cs="Times New Roman"/>
+          <w:sz w:val="20"/>
+          <w:szCs w:val="20"/>
+          <w:lang w:eastAsia="en-IN"/>
+        </w:rPr>
+        <w:t>2026-07-01T22:50:06.997+05:30  INFO 4864 --- [ionShutdownHook] com.zaxxer.hikari.HikariDataSource       : HikariPool-1 - Shutdown completed.</w:t>
+      </w:r>
+    </w:p>
+    <w:p>
+      <w:pPr>
+        <w:spacing w:before="100" w:beforeAutospacing="1" w:after="100" w:afterAutospacing="1" w:line="240" w:lineRule="auto"/>
+        <w:rPr>
+          <w:rFonts w:ascii="Times New Roman" w:eastAsia="Times New Roman" w:hAnsi="Times New Roman" w:cs="Times New Roman"/>
+          <w:sz w:val="20"/>
+          <w:szCs w:val="20"/>
+          <w:lang w:eastAsia="en-IN"/>
+        </w:rPr>
+      </w:pPr>
+    </w:p>
+    <w:p>
+      <w:pPr>
+        <w:spacing w:before="100" w:beforeAutospacing="1" w:after="100" w:afterAutospacing="1" w:line="240" w:lineRule="auto"/>
+        <w:rPr>
+          <w:rFonts w:ascii="Times New Roman" w:eastAsia="Times New Roman" w:hAnsi="Times New Roman" w:cs="Times New Roman"/>
+          <w:sz w:val="20"/>
+          <w:szCs w:val="20"/>
+          <w:lang w:eastAsia="en-IN"/>
+        </w:rPr>
+      </w:pPr>
+      <w:r>
+        <w:rPr>
+          <w:rFonts w:ascii="Times New Roman" w:eastAsia="Times New Roman" w:hAnsi="Times New Roman" w:cs="Times New Roman"/>
+          <w:sz w:val="20"/>
+          <w:szCs w:val="20"/>
+          <w:lang w:eastAsia="en-IN"/>
+        </w:rPr>
+        <w:t>Process finished with exit code 0</w:t>
+      </w:r>
+    </w:p>
+    <w:p>
+      <w:pPr>
+        <w:rPr>
+          <w:sz w:val="20"/>
+          <w:szCs w:val="20"/>
+          <w:lang w:val="en-US"/>
+        </w:rPr>
+      </w:pPr>
+    </w:p>
+    <w:p>
+      <w:pPr>
+        <w:rPr>
+          <w:sz w:val="20"/>
+          <w:szCs w:val="20"/>
+          <w:lang w:val="en-US"/>
+        </w:rPr>
+      </w:pPr>
     </w:p>
     <w:sectPr>
       <w:pgSz w:w="11906" w:h="16838"/>
@@ -1155,6 +3420,923 @@
     </w:sectPr>
   </w:body>
 </w:document>
+</file>
+
+<file path=word/numbering.xml><?xml version="1.0" encoding="utf-8"?>
+<w:numbering xmlns:wpc="http://schemas.microsoft.com/office/word/2010/wordprocessingCanvas" xmlns:cx="http://schemas.microsoft.com/office/drawing/2014/chartex" xmlns:cx1="http://schemas.microsoft.com/office/drawing/2015/9/8/chartex" xmlns:cx2="http://schemas.microsoft.com/office/drawing/2015/10/21/chartex" xmlns:cx3="http://schemas.microsoft.com/office/drawing/2016/5/9/chartex" xmlns:cx4="http://schemas.microsoft.com/office/drawing/2016/5/10/chartex" xmlns:cx5="http://schemas.microsoft.com/office/drawing/2016/5/11/chartex" xmlns:cx6="http://schemas.microsoft.com/office/drawing/2016/5/12/chartex" xmlns:cx7="http://schemas.microsoft.com/office/drawing/2016/5/13/chartex" xmlns:cx8="http://schemas.microsoft.com/office/drawing/2016/5/14/chartex" xmlns:mc="http://schemas.openxmlformats.org/markup-compatibility/2006" xmlns:aink="http://schemas.microsoft.com/office/drawing/2016/ink" xmlns:am3d="http://schemas.microsoft.com/office/drawing/2017/model3d" xmlns:o="urn:schemas-microsoft-com:office:office" xmlns:r="http://schemas.openxmlformats.org/officeDocument/2006/relationships" xmlns:m="http://schemas.openxmlformats.org/officeDocument/2006/math" xmlns:v="urn:schemas-microsoft-com:vml" xmlns:wp14="http://schemas.microsoft.com/office/word/2010/wordprocessingDrawing" xmlns:wp="http://schemas.openxmlformats.org/drawingml/2006/wordprocessingDrawing" xmlns:w10="urn:schemas-microsoft-com:office:word" xmlns:w="http://schemas.openxmlformats.org/wordprocessingml/2006/main" xmlns:w14="http://schemas.microsoft.com/office/word/2010/wordml" xmlns:w15="http://schemas.microsoft.com/office/word/2012/wordml" xmlns:w16cex="http://schemas.microsoft.com/office/word/2018/wordml/cex" xmlns:w16cid="http://schemas.microsoft.com/office/word/2016/wordml/cid" xmlns:w16="http://schemas.microsoft.com/office/word/2018/wordml" xmlns:w16sdtdh="http://schemas.microsoft.com/office/word/2020/wordml/sdtdatahash" xmlns:w16se="http://schemas.microsoft.com/office/word/2015/wordml/symex" xmlns:wpg="http://schemas.microsoft.com/office/word/2010/wordprocessingGroup" xmlns:wpi="http://schemas.microsoft.com/office/word/2010/wordprocessingInk" xmlns:wne="http://schemas.microsoft.com/office/word/2006/wordml" xmlns:wps="http://schemas.microsoft.com/office/word/2010/wordprocessingShape" mc:Ignorable="w14 w15 w16se w16cid w16 w16cex w16sdtdh wp14">
+  <w:abstractNum w:abstractNumId="0" w15:restartNumberingAfterBreak="0">
+    <w:nsid w:val="25060E4C"/>
+    <w:multiLevelType w:val="multilevel"/>
+    <w:tmpl w:val="61CC43D0"/>
+    <w:lvl w:ilvl="0">
+      <w:start w:val="1"/>
+      <w:numFmt w:val="bullet"/>
+      <w:lvlText w:val=""/>
+      <w:lvlJc w:val="left"/>
+      <w:pPr>
+        <w:tabs>
+          <w:tab w:val="num" w:pos="720"/>
+        </w:tabs>
+        <w:ind w:left="720" w:hanging="360"/>
+      </w:pPr>
+      <w:rPr>
+        <w:rFonts w:ascii="Symbol" w:hAnsi="Symbol" w:hint="default"/>
+        <w:sz w:val="20"/>
+      </w:rPr>
+    </w:lvl>
+    <w:lvl w:ilvl="1">
+      <w:start w:val="1"/>
+      <w:numFmt w:val="bullet"/>
+      <w:lvlText w:val="o"/>
+      <w:lvlJc w:val="left"/>
+      <w:pPr>
+        <w:tabs>
+          <w:tab w:val="num" w:pos="1440"/>
+        </w:tabs>
+        <w:ind w:left="1440" w:hanging="360"/>
+      </w:pPr>
+      <w:rPr>
+        <w:rFonts w:ascii="Courier New" w:hAnsi="Courier New" w:cs="Times New Roman" w:hint="default"/>
+        <w:sz w:val="20"/>
+      </w:rPr>
+    </w:lvl>
+    <w:lvl w:ilvl="2">
+      <w:start w:val="1"/>
+      <w:numFmt w:val="bullet"/>
+      <w:lvlText w:val=""/>
+      <w:lvlJc w:val="left"/>
+      <w:pPr>
+        <w:tabs>
+          <w:tab w:val="num" w:pos="2160"/>
+        </w:tabs>
+        <w:ind w:left="2160" w:hanging="360"/>
+      </w:pPr>
+      <w:rPr>
+        <w:rFonts w:ascii="Wingdings" w:hAnsi="Wingdings" w:hint="default"/>
+        <w:sz w:val="20"/>
+      </w:rPr>
+    </w:lvl>
+    <w:lvl w:ilvl="3">
+      <w:start w:val="1"/>
+      <w:numFmt w:val="bullet"/>
+      <w:lvlText w:val=""/>
+      <w:lvlJc w:val="left"/>
+      <w:pPr>
+        <w:tabs>
+          <w:tab w:val="num" w:pos="2880"/>
+        </w:tabs>
+        <w:ind w:left="2880" w:hanging="360"/>
+      </w:pPr>
+      <w:rPr>
+        <w:rFonts w:ascii="Wingdings" w:hAnsi="Wingdings" w:hint="default"/>
+        <w:sz w:val="20"/>
+      </w:rPr>
+    </w:lvl>
+    <w:lvl w:ilvl="4">
+      <w:start w:val="1"/>
+      <w:numFmt w:val="bullet"/>
+      <w:lvlText w:val=""/>
+      <w:lvlJc w:val="left"/>
+      <w:pPr>
+        <w:tabs>
+          <w:tab w:val="num" w:pos="3600"/>
+        </w:tabs>
+        <w:ind w:left="3600" w:hanging="360"/>
+      </w:pPr>
+      <w:rPr>
+        <w:rFonts w:ascii="Wingdings" w:hAnsi="Wingdings" w:hint="default"/>
+        <w:sz w:val="20"/>
+      </w:rPr>
+    </w:lvl>
+    <w:lvl w:ilvl="5">
+      <w:start w:val="1"/>
+      <w:numFmt w:val="bullet"/>
+      <w:lvlText w:val=""/>
+      <w:lvlJc w:val="left"/>
+      <w:pPr>
+        <w:tabs>
+          <w:tab w:val="num" w:pos="4320"/>
+        </w:tabs>
+        <w:ind w:left="4320" w:hanging="360"/>
+      </w:pPr>
+      <w:rPr>
+        <w:rFonts w:ascii="Wingdings" w:hAnsi="Wingdings" w:hint="default"/>
+        <w:sz w:val="20"/>
+      </w:rPr>
+    </w:lvl>
+    <w:lvl w:ilvl="6">
+      <w:start w:val="1"/>
+      <w:numFmt w:val="bullet"/>
+      <w:lvlText w:val=""/>
+      <w:lvlJc w:val="left"/>
+      <w:pPr>
+        <w:tabs>
+          <w:tab w:val="num" w:pos="5040"/>
+        </w:tabs>
+        <w:ind w:left="5040" w:hanging="360"/>
+      </w:pPr>
+      <w:rPr>
+        <w:rFonts w:ascii="Wingdings" w:hAnsi="Wingdings" w:hint="default"/>
+        <w:sz w:val="20"/>
+      </w:rPr>
+    </w:lvl>
+    <w:lvl w:ilvl="7">
+      <w:start w:val="1"/>
+      <w:numFmt w:val="bullet"/>
+      <w:lvlText w:val=""/>
+      <w:lvlJc w:val="left"/>
+      <w:pPr>
+        <w:tabs>
+          <w:tab w:val="num" w:pos="5760"/>
+        </w:tabs>
+        <w:ind w:left="5760" w:hanging="360"/>
+      </w:pPr>
+      <w:rPr>
+        <w:rFonts w:ascii="Wingdings" w:hAnsi="Wingdings" w:hint="default"/>
+        <w:sz w:val="20"/>
+      </w:rPr>
+    </w:lvl>
+    <w:lvl w:ilvl="8">
+      <w:start w:val="1"/>
+      <w:numFmt w:val="bullet"/>
+      <w:lvlText w:val=""/>
+      <w:lvlJc w:val="left"/>
+      <w:pPr>
+        <w:tabs>
+          <w:tab w:val="num" w:pos="6480"/>
+        </w:tabs>
+        <w:ind w:left="6480" w:hanging="360"/>
+      </w:pPr>
+      <w:rPr>
+        <w:rFonts w:ascii="Wingdings" w:hAnsi="Wingdings" w:hint="default"/>
+        <w:sz w:val="20"/>
+      </w:rPr>
+    </w:lvl>
+  </w:abstractNum>
+  <w:abstractNum w:abstractNumId="1" w15:restartNumberingAfterBreak="0">
+    <w:nsid w:val="3EF87ED3"/>
+    <w:multiLevelType w:val="multilevel"/>
+    <w:tmpl w:val="785AA8B2"/>
+    <w:lvl w:ilvl="0">
+      <w:start w:val="1"/>
+      <w:numFmt w:val="bullet"/>
+      <w:lvlText w:val=""/>
+      <w:lvlJc w:val="left"/>
+      <w:pPr>
+        <w:tabs>
+          <w:tab w:val="num" w:pos="720"/>
+        </w:tabs>
+        <w:ind w:left="720" w:hanging="360"/>
+      </w:pPr>
+      <w:rPr>
+        <w:rFonts w:ascii="Symbol" w:hAnsi="Symbol" w:hint="default"/>
+        <w:sz w:val="20"/>
+      </w:rPr>
+    </w:lvl>
+    <w:lvl w:ilvl="1">
+      <w:start w:val="1"/>
+      <w:numFmt w:val="bullet"/>
+      <w:lvlText w:val="o"/>
+      <w:lvlJc w:val="left"/>
+      <w:pPr>
+        <w:tabs>
+          <w:tab w:val="num" w:pos="1440"/>
+        </w:tabs>
+        <w:ind w:left="1440" w:hanging="360"/>
+      </w:pPr>
+      <w:rPr>
+        <w:rFonts w:ascii="Courier New" w:hAnsi="Courier New" w:cs="Times New Roman" w:hint="default"/>
+        <w:sz w:val="20"/>
+      </w:rPr>
+    </w:lvl>
+    <w:lvl w:ilvl="2">
+      <w:start w:val="1"/>
+      <w:numFmt w:val="bullet"/>
+      <w:lvlText w:val=""/>
+      <w:lvlJc w:val="left"/>
+      <w:pPr>
+        <w:tabs>
+          <w:tab w:val="num" w:pos="2160"/>
+        </w:tabs>
+        <w:ind w:left="2160" w:hanging="360"/>
+      </w:pPr>
+      <w:rPr>
+        <w:rFonts w:ascii="Wingdings" w:hAnsi="Wingdings" w:hint="default"/>
+        <w:sz w:val="20"/>
+      </w:rPr>
+    </w:lvl>
+    <w:lvl w:ilvl="3">
+      <w:start w:val="1"/>
+      <w:numFmt w:val="bullet"/>
+      <w:lvlText w:val=""/>
+      <w:lvlJc w:val="left"/>
+      <w:pPr>
+        <w:tabs>
+          <w:tab w:val="num" w:pos="2880"/>
+        </w:tabs>
+        <w:ind w:left="2880" w:hanging="360"/>
+      </w:pPr>
+      <w:rPr>
+        <w:rFonts w:ascii="Wingdings" w:hAnsi="Wingdings" w:hint="default"/>
+        <w:sz w:val="20"/>
+      </w:rPr>
+    </w:lvl>
+    <w:lvl w:ilvl="4">
+      <w:start w:val="1"/>
+      <w:numFmt w:val="bullet"/>
+      <w:lvlText w:val=""/>
+      <w:lvlJc w:val="left"/>
+      <w:pPr>
+        <w:tabs>
+          <w:tab w:val="num" w:pos="3600"/>
+        </w:tabs>
+        <w:ind w:left="3600" w:hanging="360"/>
+      </w:pPr>
+      <w:rPr>
+        <w:rFonts w:ascii="Wingdings" w:hAnsi="Wingdings" w:hint="default"/>
+        <w:sz w:val="20"/>
+      </w:rPr>
+    </w:lvl>
+    <w:lvl w:ilvl="5">
+      <w:start w:val="1"/>
+      <w:numFmt w:val="bullet"/>
+      <w:lvlText w:val=""/>
+      <w:lvlJc w:val="left"/>
+      <w:pPr>
+        <w:tabs>
+          <w:tab w:val="num" w:pos="4320"/>
+        </w:tabs>
+        <w:ind w:left="4320" w:hanging="360"/>
+      </w:pPr>
+      <w:rPr>
+        <w:rFonts w:ascii="Wingdings" w:hAnsi="Wingdings" w:hint="default"/>
+        <w:sz w:val="20"/>
+      </w:rPr>
+    </w:lvl>
+    <w:lvl w:ilvl="6">
+      <w:start w:val="1"/>
+      <w:numFmt w:val="bullet"/>
+      <w:lvlText w:val=""/>
+      <w:lvlJc w:val="left"/>
+      <w:pPr>
+        <w:tabs>
+          <w:tab w:val="num" w:pos="5040"/>
+        </w:tabs>
+        <w:ind w:left="5040" w:hanging="360"/>
+      </w:pPr>
+      <w:rPr>
+        <w:rFonts w:ascii="Wingdings" w:hAnsi="Wingdings" w:hint="default"/>
+        <w:sz w:val="20"/>
+      </w:rPr>
+    </w:lvl>
+    <w:lvl w:ilvl="7">
+      <w:start w:val="1"/>
+      <w:numFmt w:val="bullet"/>
+      <w:lvlText w:val=""/>
+      <w:lvlJc w:val="left"/>
+      <w:pPr>
+        <w:tabs>
+          <w:tab w:val="num" w:pos="5760"/>
+        </w:tabs>
+        <w:ind w:left="5760" w:hanging="360"/>
+      </w:pPr>
+      <w:rPr>
+        <w:rFonts w:ascii="Wingdings" w:hAnsi="Wingdings" w:hint="default"/>
+        <w:sz w:val="20"/>
+      </w:rPr>
+    </w:lvl>
+    <w:lvl w:ilvl="8">
+      <w:start w:val="1"/>
+      <w:numFmt w:val="bullet"/>
+      <w:lvlText w:val=""/>
+      <w:lvlJc w:val="left"/>
+      <w:pPr>
+        <w:tabs>
+          <w:tab w:val="num" w:pos="6480"/>
+        </w:tabs>
+        <w:ind w:left="6480" w:hanging="360"/>
+      </w:pPr>
+      <w:rPr>
+        <w:rFonts w:ascii="Wingdings" w:hAnsi="Wingdings" w:hint="default"/>
+        <w:sz w:val="20"/>
+      </w:rPr>
+    </w:lvl>
+  </w:abstractNum>
+  <w:abstractNum w:abstractNumId="2" w15:restartNumberingAfterBreak="0">
+    <w:nsid w:val="45E349EF"/>
+    <w:multiLevelType w:val="multilevel"/>
+    <w:tmpl w:val="12FA59BE"/>
+    <w:lvl w:ilvl="0">
+      <w:start w:val="1"/>
+      <w:numFmt w:val="bullet"/>
+      <w:lvlText w:val=""/>
+      <w:lvlJc w:val="left"/>
+      <w:pPr>
+        <w:tabs>
+          <w:tab w:val="num" w:pos="720"/>
+        </w:tabs>
+        <w:ind w:left="720" w:hanging="360"/>
+      </w:pPr>
+      <w:rPr>
+        <w:rFonts w:ascii="Symbol" w:hAnsi="Symbol" w:hint="default"/>
+        <w:sz w:val="20"/>
+      </w:rPr>
+    </w:lvl>
+    <w:lvl w:ilvl="1" w:tentative="1">
+      <w:start w:val="1"/>
+      <w:numFmt w:val="bullet"/>
+      <w:lvlText w:val="o"/>
+      <w:lvlJc w:val="left"/>
+      <w:pPr>
+        <w:tabs>
+          <w:tab w:val="num" w:pos="1440"/>
+        </w:tabs>
+        <w:ind w:left="1440" w:hanging="360"/>
+      </w:pPr>
+      <w:rPr>
+        <w:rFonts w:ascii="Courier New" w:hAnsi="Courier New" w:hint="default"/>
+        <w:sz w:val="20"/>
+      </w:rPr>
+    </w:lvl>
+    <w:lvl w:ilvl="2" w:tentative="1">
+      <w:start w:val="1"/>
+      <w:numFmt w:val="bullet"/>
+      <w:lvlText w:val=""/>
+      <w:lvlJc w:val="left"/>
+      <w:pPr>
+        <w:tabs>
+          <w:tab w:val="num" w:pos="2160"/>
+        </w:tabs>
+        <w:ind w:left="2160" w:hanging="360"/>
+      </w:pPr>
+      <w:rPr>
+        <w:rFonts w:ascii="Wingdings" w:hAnsi="Wingdings" w:hint="default"/>
+        <w:sz w:val="20"/>
+      </w:rPr>
+    </w:lvl>
+    <w:lvl w:ilvl="3" w:tentative="1">
+      <w:start w:val="1"/>
+      <w:numFmt w:val="bullet"/>
+      <w:lvlText w:val=""/>
+      <w:lvlJc w:val="left"/>
+      <w:pPr>
+        <w:tabs>
+          <w:tab w:val="num" w:pos="2880"/>
+        </w:tabs>
+        <w:ind w:left="2880" w:hanging="360"/>
+      </w:pPr>
+      <w:rPr>
+        <w:rFonts w:ascii="Wingdings" w:hAnsi="Wingdings" w:hint="default"/>
+        <w:sz w:val="20"/>
+      </w:rPr>
+    </w:lvl>
+    <w:lvl w:ilvl="4" w:tentative="1">
+      <w:start w:val="1"/>
+      <w:numFmt w:val="bullet"/>
+      <w:lvlText w:val=""/>
+      <w:lvlJc w:val="left"/>
+      <w:pPr>
+        <w:tabs>
+          <w:tab w:val="num" w:pos="3600"/>
+        </w:tabs>
+        <w:ind w:left="3600" w:hanging="360"/>
+      </w:pPr>
+      <w:rPr>
+        <w:rFonts w:ascii="Wingdings" w:hAnsi="Wingdings" w:hint="default"/>
+        <w:sz w:val="20"/>
+      </w:rPr>
+    </w:lvl>
+    <w:lvl w:ilvl="5" w:tentative="1">
+      <w:start w:val="1"/>
+      <w:numFmt w:val="bullet"/>
+      <w:lvlText w:val=""/>
+      <w:lvlJc w:val="left"/>
+      <w:pPr>
+        <w:tabs>
+          <w:tab w:val="num" w:pos="4320"/>
+        </w:tabs>
+        <w:ind w:left="4320" w:hanging="360"/>
+      </w:pPr>
+      <w:rPr>
+        <w:rFonts w:ascii="Wingdings" w:hAnsi="Wingdings" w:hint="default"/>
+        <w:sz w:val="20"/>
+      </w:rPr>
+    </w:lvl>
+    <w:lvl w:ilvl="6" w:tentative="1">
+      <w:start w:val="1"/>
+      <w:numFmt w:val="bullet"/>
+      <w:lvlText w:val=""/>
+      <w:lvlJc w:val="left"/>
+      <w:pPr>
+        <w:tabs>
+          <w:tab w:val="num" w:pos="5040"/>
+        </w:tabs>
+        <w:ind w:left="5040" w:hanging="360"/>
+      </w:pPr>
+      <w:rPr>
+        <w:rFonts w:ascii="Wingdings" w:hAnsi="Wingdings" w:hint="default"/>
+        <w:sz w:val="20"/>
+      </w:rPr>
+    </w:lvl>
+    <w:lvl w:ilvl="7" w:tentative="1">
+      <w:start w:val="1"/>
+      <w:numFmt w:val="bullet"/>
+      <w:lvlText w:val=""/>
+      <w:lvlJc w:val="left"/>
+      <w:pPr>
+        <w:tabs>
+          <w:tab w:val="num" w:pos="5760"/>
+        </w:tabs>
+        <w:ind w:left="5760" w:hanging="360"/>
+      </w:pPr>
+      <w:rPr>
+        <w:rFonts w:ascii="Wingdings" w:hAnsi="Wingdings" w:hint="default"/>
+        <w:sz w:val="20"/>
+      </w:rPr>
+    </w:lvl>
+    <w:lvl w:ilvl="8" w:tentative="1">
+      <w:start w:val="1"/>
+      <w:numFmt w:val="bullet"/>
+      <w:lvlText w:val=""/>
+      <w:lvlJc w:val="left"/>
+      <w:pPr>
+        <w:tabs>
+          <w:tab w:val="num" w:pos="6480"/>
+        </w:tabs>
+        <w:ind w:left="6480" w:hanging="360"/>
+      </w:pPr>
+      <w:rPr>
+        <w:rFonts w:ascii="Wingdings" w:hAnsi="Wingdings" w:hint="default"/>
+        <w:sz w:val="20"/>
+      </w:rPr>
+    </w:lvl>
+  </w:abstractNum>
+  <w:abstractNum w:abstractNumId="3" w15:restartNumberingAfterBreak="0">
+    <w:nsid w:val="56361B37"/>
+    <w:multiLevelType w:val="multilevel"/>
+    <w:tmpl w:val="6294268C"/>
+    <w:lvl w:ilvl="0">
+      <w:start w:val="1"/>
+      <w:numFmt w:val="bullet"/>
+      <w:lvlText w:val=""/>
+      <w:lvlJc w:val="left"/>
+      <w:pPr>
+        <w:tabs>
+          <w:tab w:val="num" w:pos="720"/>
+        </w:tabs>
+        <w:ind w:left="720" w:hanging="360"/>
+      </w:pPr>
+      <w:rPr>
+        <w:rFonts w:ascii="Symbol" w:hAnsi="Symbol" w:hint="default"/>
+        <w:sz w:val="20"/>
+      </w:rPr>
+    </w:lvl>
+    <w:lvl w:ilvl="1" w:tentative="1">
+      <w:start w:val="1"/>
+      <w:numFmt w:val="bullet"/>
+      <w:lvlText w:val="o"/>
+      <w:lvlJc w:val="left"/>
+      <w:pPr>
+        <w:tabs>
+          <w:tab w:val="num" w:pos="1440"/>
+        </w:tabs>
+        <w:ind w:left="1440" w:hanging="360"/>
+      </w:pPr>
+      <w:rPr>
+        <w:rFonts w:ascii="Courier New" w:hAnsi="Courier New" w:hint="default"/>
+        <w:sz w:val="20"/>
+      </w:rPr>
+    </w:lvl>
+    <w:lvl w:ilvl="2" w:tentative="1">
+      <w:start w:val="1"/>
+      <w:numFmt w:val="bullet"/>
+      <w:lvlText w:val=""/>
+      <w:lvlJc w:val="left"/>
+      <w:pPr>
+        <w:tabs>
+          <w:tab w:val="num" w:pos="2160"/>
+        </w:tabs>
+        <w:ind w:left="2160" w:hanging="360"/>
+      </w:pPr>
+      <w:rPr>
+        <w:rFonts w:ascii="Wingdings" w:hAnsi="Wingdings" w:hint="default"/>
+        <w:sz w:val="20"/>
+      </w:rPr>
+    </w:lvl>
+    <w:lvl w:ilvl="3" w:tentative="1">
+      <w:start w:val="1"/>
+      <w:numFmt w:val="bullet"/>
+      <w:lvlText w:val=""/>
+      <w:lvlJc w:val="left"/>
+      <w:pPr>
+        <w:tabs>
+          <w:tab w:val="num" w:pos="2880"/>
+        </w:tabs>
+        <w:ind w:left="2880" w:hanging="360"/>
+      </w:pPr>
+      <w:rPr>
+        <w:rFonts w:ascii="Wingdings" w:hAnsi="Wingdings" w:hint="default"/>
+        <w:sz w:val="20"/>
+      </w:rPr>
+    </w:lvl>
+    <w:lvl w:ilvl="4" w:tentative="1">
+      <w:start w:val="1"/>
+      <w:numFmt w:val="bullet"/>
+      <w:lvlText w:val=""/>
+      <w:lvlJc w:val="left"/>
+      <w:pPr>
+        <w:tabs>
+          <w:tab w:val="num" w:pos="3600"/>
+        </w:tabs>
+        <w:ind w:left="3600" w:hanging="360"/>
+      </w:pPr>
+      <w:rPr>
+        <w:rFonts w:ascii="Wingdings" w:hAnsi="Wingdings" w:hint="default"/>
+        <w:sz w:val="20"/>
+      </w:rPr>
+    </w:lvl>
+    <w:lvl w:ilvl="5" w:tentative="1">
+      <w:start w:val="1"/>
+      <w:numFmt w:val="bullet"/>
+      <w:lvlText w:val=""/>
+      <w:lvlJc w:val="left"/>
+      <w:pPr>
+        <w:tabs>
+          <w:tab w:val="num" w:pos="4320"/>
+        </w:tabs>
+        <w:ind w:left="4320" w:hanging="360"/>
+      </w:pPr>
+      <w:rPr>
+        <w:rFonts w:ascii="Wingdings" w:hAnsi="Wingdings" w:hint="default"/>
+        <w:sz w:val="20"/>
+      </w:rPr>
+    </w:lvl>
+    <w:lvl w:ilvl="6" w:tentative="1">
+      <w:start w:val="1"/>
+      <w:numFmt w:val="bullet"/>
+      <w:lvlText w:val=""/>
+      <w:lvlJc w:val="left"/>
+      <w:pPr>
+        <w:tabs>
+          <w:tab w:val="num" w:pos="5040"/>
+        </w:tabs>
+        <w:ind w:left="5040" w:hanging="360"/>
+      </w:pPr>
+      <w:rPr>
+        <w:rFonts w:ascii="Wingdings" w:hAnsi="Wingdings" w:hint="default"/>
+        <w:sz w:val="20"/>
+      </w:rPr>
+    </w:lvl>
+    <w:lvl w:ilvl="7" w:tentative="1">
+      <w:start w:val="1"/>
+      <w:numFmt w:val="bullet"/>
+      <w:lvlText w:val=""/>
+      <w:lvlJc w:val="left"/>
+      <w:pPr>
+        <w:tabs>
+          <w:tab w:val="num" w:pos="5760"/>
+        </w:tabs>
+        <w:ind w:left="5760" w:hanging="360"/>
+      </w:pPr>
+      <w:rPr>
+        <w:rFonts w:ascii="Wingdings" w:hAnsi="Wingdings" w:hint="default"/>
+        <w:sz w:val="20"/>
+      </w:rPr>
+    </w:lvl>
+    <w:lvl w:ilvl="8" w:tentative="1">
+      <w:start w:val="1"/>
+      <w:numFmt w:val="bullet"/>
+      <w:lvlText w:val=""/>
+      <w:lvlJc w:val="left"/>
+      <w:pPr>
+        <w:tabs>
+          <w:tab w:val="num" w:pos="6480"/>
+        </w:tabs>
+        <w:ind w:left="6480" w:hanging="360"/>
+      </w:pPr>
+      <w:rPr>
+        <w:rFonts w:ascii="Wingdings" w:hAnsi="Wingdings" w:hint="default"/>
+        <w:sz w:val="20"/>
+      </w:rPr>
+    </w:lvl>
+  </w:abstractNum>
+  <w:abstractNum w:abstractNumId="4" w15:restartNumberingAfterBreak="0">
+    <w:nsid w:val="693C6BF0"/>
+    <w:multiLevelType w:val="multilevel"/>
+    <w:tmpl w:val="2CB21282"/>
+    <w:lvl w:ilvl="0">
+      <w:start w:val="1"/>
+      <w:numFmt w:val="bullet"/>
+      <w:lvlText w:val=""/>
+      <w:lvlJc w:val="left"/>
+      <w:pPr>
+        <w:tabs>
+          <w:tab w:val="num" w:pos="720"/>
+        </w:tabs>
+        <w:ind w:left="720" w:hanging="360"/>
+      </w:pPr>
+      <w:rPr>
+        <w:rFonts w:ascii="Symbol" w:hAnsi="Symbol" w:hint="default"/>
+        <w:sz w:val="20"/>
+      </w:rPr>
+    </w:lvl>
+    <w:lvl w:ilvl="1">
+      <w:start w:val="1"/>
+      <w:numFmt w:val="bullet"/>
+      <w:lvlText w:val="o"/>
+      <w:lvlJc w:val="left"/>
+      <w:pPr>
+        <w:tabs>
+          <w:tab w:val="num" w:pos="1440"/>
+        </w:tabs>
+        <w:ind w:left="1440" w:hanging="360"/>
+      </w:pPr>
+      <w:rPr>
+        <w:rFonts w:ascii="Courier New" w:hAnsi="Courier New" w:cs="Times New Roman" w:hint="default"/>
+        <w:sz w:val="20"/>
+      </w:rPr>
+    </w:lvl>
+    <w:lvl w:ilvl="2">
+      <w:start w:val="1"/>
+      <w:numFmt w:val="bullet"/>
+      <w:lvlText w:val=""/>
+      <w:lvlJc w:val="left"/>
+      <w:pPr>
+        <w:tabs>
+          <w:tab w:val="num" w:pos="2160"/>
+        </w:tabs>
+        <w:ind w:left="2160" w:hanging="360"/>
+      </w:pPr>
+      <w:rPr>
+        <w:rFonts w:ascii="Wingdings" w:hAnsi="Wingdings" w:hint="default"/>
+        <w:sz w:val="20"/>
+      </w:rPr>
+    </w:lvl>
+    <w:lvl w:ilvl="3">
+      <w:start w:val="1"/>
+      <w:numFmt w:val="bullet"/>
+      <w:lvlText w:val=""/>
+      <w:lvlJc w:val="left"/>
+      <w:pPr>
+        <w:tabs>
+          <w:tab w:val="num" w:pos="2880"/>
+        </w:tabs>
+        <w:ind w:left="2880" w:hanging="360"/>
+      </w:pPr>
+      <w:rPr>
+        <w:rFonts w:ascii="Wingdings" w:hAnsi="Wingdings" w:hint="default"/>
+        <w:sz w:val="20"/>
+      </w:rPr>
+    </w:lvl>
+    <w:lvl w:ilvl="4">
+      <w:start w:val="1"/>
+      <w:numFmt w:val="bullet"/>
+      <w:lvlText w:val=""/>
+      <w:lvlJc w:val="left"/>
+      <w:pPr>
+        <w:tabs>
+          <w:tab w:val="num" w:pos="3600"/>
+        </w:tabs>
+        <w:ind w:left="3600" w:hanging="360"/>
+      </w:pPr>
+      <w:rPr>
+        <w:rFonts w:ascii="Wingdings" w:hAnsi="Wingdings" w:hint="default"/>
+        <w:sz w:val="20"/>
+      </w:rPr>
+    </w:lvl>
+    <w:lvl w:ilvl="5">
+      <w:start w:val="1"/>
+      <w:numFmt w:val="bullet"/>
+      <w:lvlText w:val=""/>
+      <w:lvlJc w:val="left"/>
+      <w:pPr>
+        <w:tabs>
+          <w:tab w:val="num" w:pos="4320"/>
+        </w:tabs>
+        <w:ind w:left="4320" w:hanging="360"/>
+      </w:pPr>
+      <w:rPr>
+        <w:rFonts w:ascii="Wingdings" w:hAnsi="Wingdings" w:hint="default"/>
+        <w:sz w:val="20"/>
+      </w:rPr>
+    </w:lvl>
+    <w:lvl w:ilvl="6">
+      <w:start w:val="1"/>
+      <w:numFmt w:val="bullet"/>
+      <w:lvlText w:val=""/>
+      <w:lvlJc w:val="left"/>
+      <w:pPr>
+        <w:tabs>
+          <w:tab w:val="num" w:pos="5040"/>
+        </w:tabs>
+        <w:ind w:left="5040" w:hanging="360"/>
+      </w:pPr>
+      <w:rPr>
+        <w:rFonts w:ascii="Wingdings" w:hAnsi="Wingdings" w:hint="default"/>
+        <w:sz w:val="20"/>
+      </w:rPr>
+    </w:lvl>
+    <w:lvl w:ilvl="7">
+      <w:start w:val="1"/>
+      <w:numFmt w:val="bullet"/>
+      <w:lvlText w:val=""/>
+      <w:lvlJc w:val="left"/>
+      <w:pPr>
+        <w:tabs>
+          <w:tab w:val="num" w:pos="5760"/>
+        </w:tabs>
+        <w:ind w:left="5760" w:hanging="360"/>
+      </w:pPr>
+      <w:rPr>
+        <w:rFonts w:ascii="Wingdings" w:hAnsi="Wingdings" w:hint="default"/>
+        <w:sz w:val="20"/>
+      </w:rPr>
+    </w:lvl>
+    <w:lvl w:ilvl="8">
+      <w:start w:val="1"/>
+      <w:numFmt w:val="bullet"/>
+      <w:lvlText w:val=""/>
+      <w:lvlJc w:val="left"/>
+      <w:pPr>
+        <w:tabs>
+          <w:tab w:val="num" w:pos="6480"/>
+        </w:tabs>
+        <w:ind w:left="6480" w:hanging="360"/>
+      </w:pPr>
+      <w:rPr>
+        <w:rFonts w:ascii="Wingdings" w:hAnsi="Wingdings" w:hint="default"/>
+        <w:sz w:val="20"/>
+      </w:rPr>
+    </w:lvl>
+  </w:abstractNum>
+  <w:abstractNum w:abstractNumId="5" w15:restartNumberingAfterBreak="0">
+    <w:nsid w:val="7AD509E6"/>
+    <w:multiLevelType w:val="multilevel"/>
+    <w:tmpl w:val="C1186518"/>
+    <w:lvl w:ilvl="0">
+      <w:start w:val="1"/>
+      <w:numFmt w:val="bullet"/>
+      <w:lvlText w:val=""/>
+      <w:lvlJc w:val="left"/>
+      <w:pPr>
+        <w:tabs>
+          <w:tab w:val="num" w:pos="720"/>
+        </w:tabs>
+        <w:ind w:left="720" w:hanging="360"/>
+      </w:pPr>
+      <w:rPr>
+        <w:rFonts w:ascii="Symbol" w:hAnsi="Symbol" w:hint="default"/>
+        <w:sz w:val="20"/>
+      </w:rPr>
+    </w:lvl>
+    <w:lvl w:ilvl="1" w:tentative="1">
+      <w:start w:val="1"/>
+      <w:numFmt w:val="bullet"/>
+      <w:lvlText w:val="o"/>
+      <w:lvlJc w:val="left"/>
+      <w:pPr>
+        <w:tabs>
+          <w:tab w:val="num" w:pos="1440"/>
+        </w:tabs>
+        <w:ind w:left="1440" w:hanging="360"/>
+      </w:pPr>
+      <w:rPr>
+        <w:rFonts w:ascii="Courier New" w:hAnsi="Courier New" w:hint="default"/>
+        <w:sz w:val="20"/>
+      </w:rPr>
+    </w:lvl>
+    <w:lvl w:ilvl="2" w:tentative="1">
+      <w:start w:val="1"/>
+      <w:numFmt w:val="bullet"/>
+      <w:lvlText w:val=""/>
+      <w:lvlJc w:val="left"/>
+      <w:pPr>
+        <w:tabs>
+          <w:tab w:val="num" w:pos="2160"/>
+        </w:tabs>
+        <w:ind w:left="2160" w:hanging="360"/>
+      </w:pPr>
+      <w:rPr>
+        <w:rFonts w:ascii="Wingdings" w:hAnsi="Wingdings" w:hint="default"/>
+        <w:sz w:val="20"/>
+      </w:rPr>
+    </w:lvl>
+    <w:lvl w:ilvl="3" w:tentative="1">
+      <w:start w:val="1"/>
+      <w:numFmt w:val="bullet"/>
+      <w:lvlText w:val=""/>
+      <w:lvlJc w:val="left"/>
+      <w:pPr>
+        <w:tabs>
+          <w:tab w:val="num" w:pos="2880"/>
+        </w:tabs>
+        <w:ind w:left="2880" w:hanging="360"/>
+      </w:pPr>
+      <w:rPr>
+        <w:rFonts w:ascii="Wingdings" w:hAnsi="Wingdings" w:hint="default"/>
+        <w:sz w:val="20"/>
+      </w:rPr>
+    </w:lvl>
+    <w:lvl w:ilvl="4" w:tentative="1">
+      <w:start w:val="1"/>
+      <w:numFmt w:val="bullet"/>
+      <w:lvlText w:val=""/>
+      <w:lvlJc w:val="left"/>
+      <w:pPr>
+        <w:tabs>
+          <w:tab w:val="num" w:pos="3600"/>
+        </w:tabs>
+        <w:ind w:left="3600" w:hanging="360"/>
+      </w:pPr>
+      <w:rPr>
+        <w:rFonts w:ascii="Wingdings" w:hAnsi="Wingdings" w:hint="default"/>
+        <w:sz w:val="20"/>
+      </w:rPr>
+    </w:lvl>
+    <w:lvl w:ilvl="5" w:tentative="1">
+      <w:start w:val="1"/>
+      <w:numFmt w:val="bullet"/>
+      <w:lvlText w:val=""/>
+      <w:lvlJc w:val="left"/>
+      <w:pPr>
+        <w:tabs>
+          <w:tab w:val="num" w:pos="4320"/>
+        </w:tabs>
+        <w:ind w:left="4320" w:hanging="360"/>
+      </w:pPr>
+      <w:rPr>
+        <w:rFonts w:ascii="Wingdings" w:hAnsi="Wingdings" w:hint="default"/>
+        <w:sz w:val="20"/>
+      </w:rPr>
+    </w:lvl>
+    <w:lvl w:ilvl="6" w:tentative="1">
+      <w:start w:val="1"/>
+      <w:numFmt w:val="bullet"/>
+      <w:lvlText w:val=""/>
+      <w:lvlJc w:val="left"/>
+      <w:pPr>
+        <w:tabs>
+          <w:tab w:val="num" w:pos="5040"/>
+        </w:tabs>
+        <w:ind w:left="5040" w:hanging="360"/>
+      </w:pPr>
+      <w:rPr>
+        <w:rFonts w:ascii="Wingdings" w:hAnsi="Wingdings" w:hint="default"/>
+        <w:sz w:val="20"/>
+      </w:rPr>
+    </w:lvl>
+    <w:lvl w:ilvl="7" w:tentative="1">
+      <w:start w:val="1"/>
+      <w:numFmt w:val="bullet"/>
+      <w:lvlText w:val=""/>
+      <w:lvlJc w:val="left"/>
+      <w:pPr>
+        <w:tabs>
+          <w:tab w:val="num" w:pos="5760"/>
+        </w:tabs>
+        <w:ind w:left="5760" w:hanging="360"/>
+      </w:pPr>
+      <w:rPr>
+        <w:rFonts w:ascii="Wingdings" w:hAnsi="Wingdings" w:hint="default"/>
+        <w:sz w:val="20"/>
+      </w:rPr>
+    </w:lvl>
+    <w:lvl w:ilvl="8" w:tentative="1">
+      <w:start w:val="1"/>
+      <w:numFmt w:val="bullet"/>
+      <w:lvlText w:val=""/>
+      <w:lvlJc w:val="left"/>
+      <w:pPr>
+        <w:tabs>
+          <w:tab w:val="num" w:pos="6480"/>
+        </w:tabs>
+        <w:ind w:left="6480" w:hanging="360"/>
+      </w:pPr>
+      <w:rPr>
+        <w:rFonts w:ascii="Wingdings" w:hAnsi="Wingdings" w:hint="default"/>
+        <w:sz w:val="20"/>
+      </w:rPr>
+    </w:lvl>
+  </w:abstractNum>
+  <w:num w:numId="1">
+    <w:abstractNumId w:val="4"/>
+  </w:num>
+  <w:num w:numId="2">
+    <w:abstractNumId w:val="1"/>
+  </w:num>
+  <w:num w:numId="3">
+    <w:abstractNumId w:val="0"/>
+  </w:num>
+  <w:num w:numId="4">
+    <w:abstractNumId w:val="5"/>
+  </w:num>
+  <w:num w:numId="5">
+    <w:abstractNumId w:val="3"/>
+  </w:num>
+  <w:num w:numId="6">
+    <w:abstractNumId w:val="2"/>
+  </w:num>
+</w:numbering>
 </file>
 
 <file path=word/styles.xml><?xml version="1.0" encoding="utf-8"?>
@@ -1556,6 +4738,67 @@
     <w:name w:val="Normal"/>
     <w:qFormat/>
   </w:style>
+  <w:style w:type="paragraph" w:styleId="Heading1">
+    <w:name w:val="heading 1"/>
+    <w:basedOn w:val="Normal"/>
+    <w:link w:val="Heading1Char"/>
+    <w:uiPriority w:val="9"/>
+    <w:qFormat/>
+    <w:rsid w:val="004D2157"/>
+    <w:pPr>
+      <w:spacing w:before="100" w:beforeAutospacing="1" w:after="100" w:afterAutospacing="1" w:line="240" w:lineRule="auto"/>
+      <w:outlineLvl w:val="0"/>
+    </w:pPr>
+    <w:rPr>
+      <w:rFonts w:ascii="Times New Roman" w:eastAsia="Times New Roman" w:hAnsi="Times New Roman" w:cs="Times New Roman"/>
+      <w:b/>
+      <w:bCs/>
+      <w:kern w:val="36"/>
+      <w:sz w:val="48"/>
+      <w:szCs w:val="48"/>
+      <w:lang w:eastAsia="en-IN"/>
+    </w:rPr>
+  </w:style>
+  <w:style w:type="paragraph" w:styleId="Heading2">
+    <w:name w:val="heading 2"/>
+    <w:basedOn w:val="Normal"/>
+    <w:link w:val="Heading2Char"/>
+    <w:uiPriority w:val="9"/>
+    <w:qFormat/>
+    <w:rsid w:val="004D2157"/>
+    <w:pPr>
+      <w:spacing w:before="100" w:beforeAutospacing="1" w:after="100" w:afterAutospacing="1" w:line="240" w:lineRule="auto"/>
+      <w:outlineLvl w:val="1"/>
+    </w:pPr>
+    <w:rPr>
+      <w:rFonts w:ascii="Times New Roman" w:eastAsia="Times New Roman" w:hAnsi="Times New Roman" w:cs="Times New Roman"/>
+      <w:b/>
+      <w:bCs/>
+      <w:sz w:val="36"/>
+      <w:szCs w:val="36"/>
+      <w:lang w:eastAsia="en-IN"/>
+    </w:rPr>
+  </w:style>
+  <w:style w:type="paragraph" w:styleId="Heading3">
+    <w:name w:val="heading 3"/>
+    <w:basedOn w:val="Normal"/>
+    <w:link w:val="Heading3Char"/>
+    <w:uiPriority w:val="9"/>
+    <w:qFormat/>
+    <w:rsid w:val="004D2157"/>
+    <w:pPr>
+      <w:spacing w:before="100" w:beforeAutospacing="1" w:after="100" w:afterAutospacing="1" w:line="240" w:lineRule="auto"/>
+      <w:outlineLvl w:val="2"/>
+    </w:pPr>
+    <w:rPr>
+      <w:rFonts w:ascii="Times New Roman" w:eastAsia="Times New Roman" w:hAnsi="Times New Roman" w:cs="Times New Roman"/>
+      <w:b/>
+      <w:bCs/>
+      <w:sz w:val="27"/>
+      <w:szCs w:val="27"/>
+      <w:lang w:eastAsia="en-IN"/>
+    </w:rPr>
+  </w:style>
   <w:style w:type="character" w:default="1" w:styleId="DefaultParagraphFont">
     <w:name w:val="Default Paragraph Font"/>
     <w:uiPriority w:val="1"/>
@@ -1582,6 +4825,158 @@
     <w:uiPriority w:val="99"/>
     <w:semiHidden/>
     <w:unhideWhenUsed/>
+  </w:style>
+  <w:style w:type="character" w:customStyle="1" w:styleId="Heading1Char">
+    <w:name w:val="Heading 1 Char"/>
+    <w:basedOn w:val="DefaultParagraphFont"/>
+    <w:link w:val="Heading1"/>
+    <w:uiPriority w:val="9"/>
+    <w:rsid w:val="004D2157"/>
+    <w:rPr>
+      <w:rFonts w:ascii="Times New Roman" w:eastAsia="Times New Roman" w:hAnsi="Times New Roman" w:cs="Times New Roman"/>
+      <w:b/>
+      <w:bCs/>
+      <w:kern w:val="36"/>
+      <w:sz w:val="48"/>
+      <w:szCs w:val="48"/>
+      <w:lang w:eastAsia="en-IN"/>
+    </w:rPr>
+  </w:style>
+  <w:style w:type="character" w:customStyle="1" w:styleId="Heading2Char">
+    <w:name w:val="Heading 2 Char"/>
+    <w:basedOn w:val="DefaultParagraphFont"/>
+    <w:link w:val="Heading2"/>
+    <w:uiPriority w:val="9"/>
+    <w:rsid w:val="004D2157"/>
+    <w:rPr>
+      <w:rFonts w:ascii="Times New Roman" w:eastAsia="Times New Roman" w:hAnsi="Times New Roman" w:cs="Times New Roman"/>
+      <w:b/>
+      <w:bCs/>
+      <w:sz w:val="36"/>
+      <w:szCs w:val="36"/>
+      <w:lang w:eastAsia="en-IN"/>
+    </w:rPr>
+  </w:style>
+  <w:style w:type="character" w:customStyle="1" w:styleId="Heading3Char">
+    <w:name w:val="Heading 3 Char"/>
+    <w:basedOn w:val="DefaultParagraphFont"/>
+    <w:link w:val="Heading3"/>
+    <w:uiPriority w:val="9"/>
+    <w:rsid w:val="004D2157"/>
+    <w:rPr>
+      <w:rFonts w:ascii="Times New Roman" w:eastAsia="Times New Roman" w:hAnsi="Times New Roman" w:cs="Times New Roman"/>
+      <w:b/>
+      <w:bCs/>
+      <w:sz w:val="27"/>
+      <w:szCs w:val="27"/>
+      <w:lang w:eastAsia="en-IN"/>
+    </w:rPr>
+  </w:style>
+  <w:style w:type="character" w:styleId="Strong">
+    <w:name w:val="Strong"/>
+    <w:basedOn w:val="DefaultParagraphFont"/>
+    <w:uiPriority w:val="22"/>
+    <w:qFormat/>
+    <w:rsid w:val="004D2157"/>
+    <w:rPr>
+      <w:b/>
+      <w:bCs/>
+    </w:rPr>
+  </w:style>
+  <w:style w:type="paragraph" w:styleId="NormalWeb">
+    <w:name w:val="Normal (Web)"/>
+    <w:basedOn w:val="Normal"/>
+    <w:uiPriority w:val="99"/>
+    <w:semiHidden/>
+    <w:unhideWhenUsed/>
+    <w:rsid w:val="004D2157"/>
+    <w:pPr>
+      <w:spacing w:before="100" w:beforeAutospacing="1" w:after="100" w:afterAutospacing="1" w:line="240" w:lineRule="auto"/>
+    </w:pPr>
+    <w:rPr>
+      <w:rFonts w:ascii="Times New Roman" w:eastAsia="Times New Roman" w:hAnsi="Times New Roman" w:cs="Times New Roman"/>
+      <w:sz w:val="24"/>
+      <w:szCs w:val="24"/>
+      <w:lang w:eastAsia="en-IN"/>
+    </w:rPr>
+  </w:style>
+  <w:style w:type="character" w:styleId="HTMLCode">
+    <w:name w:val="HTML Code"/>
+    <w:basedOn w:val="DefaultParagraphFont"/>
+    <w:uiPriority w:val="99"/>
+    <w:semiHidden/>
+    <w:unhideWhenUsed/>
+    <w:rsid w:val="004D2157"/>
+    <w:rPr>
+      <w:rFonts w:ascii="Courier New" w:eastAsia="Times New Roman" w:hAnsi="Courier New" w:cs="Courier New"/>
+      <w:sz w:val="20"/>
+      <w:szCs w:val="20"/>
+    </w:rPr>
+  </w:style>
+  <w:style w:type="paragraph" w:styleId="HTMLPreformatted">
+    <w:name w:val="HTML Preformatted"/>
+    <w:basedOn w:val="Normal"/>
+    <w:link w:val="HTMLPreformattedChar"/>
+    <w:uiPriority w:val="99"/>
+    <w:semiHidden/>
+    <w:unhideWhenUsed/>
+    <w:rsid w:val="004D2157"/>
+    <w:pPr>
+      <w:tabs>
+        <w:tab w:val="left" w:pos="916"/>
+        <w:tab w:val="left" w:pos="1832"/>
+        <w:tab w:val="left" w:pos="2748"/>
+        <w:tab w:val="left" w:pos="3664"/>
+        <w:tab w:val="left" w:pos="4580"/>
+        <w:tab w:val="left" w:pos="5496"/>
+        <w:tab w:val="left" w:pos="6412"/>
+        <w:tab w:val="left" w:pos="7328"/>
+        <w:tab w:val="left" w:pos="8244"/>
+        <w:tab w:val="left" w:pos="9160"/>
+        <w:tab w:val="left" w:pos="10076"/>
+        <w:tab w:val="left" w:pos="10992"/>
+        <w:tab w:val="left" w:pos="11908"/>
+        <w:tab w:val="left" w:pos="12824"/>
+        <w:tab w:val="left" w:pos="13740"/>
+        <w:tab w:val="left" w:pos="14656"/>
+      </w:tabs>
+      <w:spacing w:after="0" w:line="240" w:lineRule="auto"/>
+    </w:pPr>
+    <w:rPr>
+      <w:rFonts w:ascii="Courier New" w:eastAsia="Times New Roman" w:hAnsi="Courier New" w:cs="Courier New"/>
+      <w:sz w:val="20"/>
+      <w:szCs w:val="20"/>
+      <w:lang w:eastAsia="en-IN"/>
+    </w:rPr>
+  </w:style>
+  <w:style w:type="character" w:customStyle="1" w:styleId="HTMLPreformattedChar">
+    <w:name w:val="HTML Preformatted Char"/>
+    <w:basedOn w:val="DefaultParagraphFont"/>
+    <w:link w:val="HTMLPreformatted"/>
+    <w:uiPriority w:val="99"/>
+    <w:semiHidden/>
+    <w:rsid w:val="004D2157"/>
+    <w:rPr>
+      <w:rFonts w:ascii="Courier New" w:eastAsia="Times New Roman" w:hAnsi="Courier New" w:cs="Courier New"/>
+      <w:sz w:val="20"/>
+      <w:szCs w:val="20"/>
+      <w:lang w:eastAsia="en-IN"/>
+    </w:rPr>
+  </w:style>
+  <w:style w:type="character" w:customStyle="1" w:styleId="11">
+    <w:name w:val="ͼ11"/>
+    <w:basedOn w:val="DefaultParagraphFont"/>
+    <w:rsid w:val="004D2157"/>
+  </w:style>
+  <w:style w:type="character" w:customStyle="1" w:styleId="v">
+    <w:name w:val="ͼv"/>
+    <w:basedOn w:val="DefaultParagraphFont"/>
+    <w:rsid w:val="004D2157"/>
+  </w:style>
+  <w:style w:type="character" w:customStyle="1" w:styleId="z">
+    <w:name w:val="ͼz"/>
+    <w:basedOn w:val="DefaultParagraphFont"/>
+    <w:rsid w:val="004D2157"/>
   </w:style>
 </w:styles>
 </file>
